--- a/xp-hc-vlncn-sct-vn/skills/xp-hc-vlncn-sct-vn/vi-du-thuc-te/bo-ho-so-kiem-tra-HCM-TayBac/2026.08.17. Biên bản 5 - Vi phạm hành chính (dự phòng, dùng khi còn thời hiệu) - Hóa chất mỏ Tây Bắc.docx
+++ b/xp-hc-vlncn-sct-vn/skills/xp-hc-vlncn-sct-vn/vi-du-thuc-te/bo-ho-so-kiem-tra-HCM-TayBac/2026.08.17. Biên bản 5 - Vi phạm hành chính (dự phòng, dùng khi còn thời hiệu) - Hóa chất mỏ Tây Bắc.docx
@@ -248,7 +248,7 @@
                 <w:sz w:val="26"/>
                 <w:szCs w:val="26"/>
               </w:rPr>
-              <w:t xml:space="preserve">Số:        /BB-VPHC</w:t>
+              <w:t xml:space="preserve">Số: 01.HCMTB/BB-VPHC</w:t>
             </w:r>
           </w:p>
         </w:tc>
@@ -391,7 +391,7 @@
           <w:rFonts w:ascii="Times New Roman" w:hAnsi="Times New Roman"/>
           <w:szCs w:val="32"/>
           <w:lang w:val="nl-NL"/>
-          <w:b/>
+          <w:i/>
         </w:rPr>
       </w:r>
       <w:r>
@@ -400,43 +400,43 @@
           <w:szCs w:val="28"/>
           <w:lang w:val="nl-NL"/>
           <w:sz w:val="28"/>
-          <w:b/>
-        </w:rPr>
-        <w:t xml:space="preserve">BIÊN BẢN VI PHẠM HÀNH CHÍNH</w:t>
-      </w:r>
-      <w:r>
-        <w:rPr>
-          <w:rFonts w:ascii="Times New Roman" w:hAnsi="Times New Roman" w:cs="Arial"/>
-          <w:szCs w:val="32"/>
-          <w:lang w:val="nl-NL"/>
-          <w:b/>
-        </w:rPr>
-        <w:t/>
-      </w:r>
-      <w:r>
-        <w:rPr>
-          <w:rFonts w:ascii="Times New Roman" w:hAnsi="Times New Roman"/>
-          <w:szCs w:val="32"/>
-          <w:lang w:val="nl-NL"/>
-          <w:b/>
-        </w:rPr>
-        <w:t/>
-      </w:r>
-      <w:r>
-        <w:rPr>
-          <w:rFonts w:ascii="Times New Roman" w:hAnsi="Times New Roman" w:cs="Arial"/>
-          <w:szCs w:val="32"/>
-          <w:lang w:val="nl-NL"/>
-          <w:b/>
-        </w:rPr>
-        <w:t/>
-      </w:r>
-      <w:r>
-        <w:rPr>
-          <w:rFonts w:ascii="Times New Roman" w:hAnsi="Times New Roman"/>
-          <w:szCs w:val="32"/>
-          <w:lang w:val="nl-NL"/>
-          <w:b/>
+          <w:i/>
+        </w:rPr>
+        <w:t xml:space="preserve">Mẫu biên bản số 01</w:t>
+      </w:r>
+      <w:r>
+        <w:rPr>
+          <w:rFonts w:ascii="Times New Roman" w:hAnsi="Times New Roman" w:cs="Arial"/>
+          <w:szCs w:val="32"/>
+          <w:lang w:val="nl-NL"/>
+          <w:i/>
+        </w:rPr>
+        <w:t/>
+      </w:r>
+      <w:r>
+        <w:rPr>
+          <w:rFonts w:ascii="Times New Roman" w:hAnsi="Times New Roman"/>
+          <w:szCs w:val="32"/>
+          <w:lang w:val="nl-NL"/>
+          <w:i/>
+        </w:rPr>
+        <w:t/>
+      </w:r>
+      <w:r>
+        <w:rPr>
+          <w:rFonts w:ascii="Times New Roman" w:hAnsi="Times New Roman" w:cs="Arial"/>
+          <w:szCs w:val="32"/>
+          <w:lang w:val="nl-NL"/>
+          <w:i/>
+        </w:rPr>
+        <w:t/>
+      </w:r>
+      <w:r>
+        <w:rPr>
+          <w:rFonts w:ascii="Times New Roman" w:hAnsi="Times New Roman"/>
+          <w:szCs w:val="32"/>
+          <w:lang w:val="nl-NL"/>
+          <w:i/>
         </w:rPr>
         <w:t xml:space="preserve"/>
       </w:r>
@@ -445,15 +445,15 @@
           <w:rFonts w:ascii="Times New Roman" w:hAnsi="Times New Roman"/>
           <w:color w:val="000000" w:themeColor="text1"/>
           <w:szCs w:val="28"/>
-          <w:b/>
-        </w:rPr>
-        <w:t xml:space="preserve"/>
-      </w:r>
-      <w:r>
-        <w:rPr>
-          <w:rFonts w:ascii="Times New Roman" w:hAnsi="Times New Roman"/>
-          <w:szCs w:val="28"/>
-          <w:b/>
+          <w:i/>
+        </w:rPr>
+        <w:t xml:space="preserve"/>
+      </w:r>
+      <w:r>
+        <w:rPr>
+          <w:rFonts w:ascii="Times New Roman" w:hAnsi="Times New Roman"/>
+          <w:szCs w:val="28"/>
+          <w:i/>
         </w:rPr>
         <w:t xml:space="preserve"/>
       </w:r>
@@ -485,7 +485,7 @@
           <w:sz w:val="28"/>
           <w:b/>
         </w:rPr>
-        <w:t xml:space="preserve">Về lĩnh vực vật liệu nổ công nghiệp</w:t>
+        <w:t xml:space="preserve">BIÊN BẢN VI PHẠM HÀNH CHÍNH</w:t>
       </w:r>
       <w:r>
         <w:rPr>
@@ -544,19 +544,20 @@
     <w:p>
       <w:pPr>
         <w:spacing w:after="40" w:line="340" w:lineRule="exact"/>
-        <w:jc w:val="both"/>
-        <w:rPr>
-          <w:rFonts w:ascii="Times New Roman" w:hAnsi="Times New Roman"/>
-          <w:i/>
-          <w:szCs w:val="28"/>
-        </w:rPr>
-        <w:ind w:firstLine="567"/>
-      </w:pPr>
-      <w:r>
-        <w:rPr>
-          <w:rFonts w:ascii="Times New Roman" w:hAnsi="Times New Roman"/>
-          <w:szCs w:val="32"/>
-          <w:lang w:val="nl-NL"/>
+        <w:jc w:val="center"/>
+        <w:rPr>
+          <w:rFonts w:ascii="Times New Roman" w:hAnsi="Times New Roman"/>
+          <w:i/>
+          <w:szCs w:val="28"/>
+        </w:rPr>
+        <w:ind/>
+      </w:pPr>
+      <w:r>
+        <w:rPr>
+          <w:rFonts w:ascii="Times New Roman" w:hAnsi="Times New Roman"/>
+          <w:szCs w:val="32"/>
+          <w:lang w:val="nl-NL"/>
+          <w:b/>
         </w:rPr>
       </w:r>
       <w:r>
@@ -565,38 +566,43 @@
           <w:szCs w:val="28"/>
           <w:lang w:val="nl-NL"/>
           <w:sz w:val="28"/>
-        </w:rPr>
-        <w:t xml:space="preserve">Căn cứ Điều 58 Luật Xử lý vi phạm hành chính năm 2012 (được sửa đổi, bổ sung năm 2020 và năm 2025);</w:t>
-      </w:r>
-      <w:r>
-        <w:rPr>
-          <w:rFonts w:ascii="Times New Roman" w:hAnsi="Times New Roman" w:cs="Arial"/>
-          <w:szCs w:val="32"/>
-          <w:lang w:val="nl-NL"/>
-        </w:rPr>
-        <w:t/>
-      </w:r>
-      <w:r>
-        <w:rPr>
-          <w:rFonts w:ascii="Times New Roman" w:hAnsi="Times New Roman"/>
-          <w:szCs w:val="32"/>
-          <w:lang w:val="nl-NL"/>
-        </w:rPr>
-        <w:t/>
-      </w:r>
-      <w:r>
-        <w:rPr>
-          <w:rFonts w:ascii="Times New Roman" w:hAnsi="Times New Roman" w:cs="Arial"/>
-          <w:szCs w:val="32"/>
-          <w:lang w:val="nl-NL"/>
-        </w:rPr>
-        <w:t/>
-      </w:r>
-      <w:r>
-        <w:rPr>
-          <w:rFonts w:ascii="Times New Roman" w:hAnsi="Times New Roman"/>
-          <w:szCs w:val="32"/>
-          <w:lang w:val="nl-NL"/>
+          <w:b/>
+        </w:rPr>
+        <w:t xml:space="preserve">Về lĩnh vực vật liệu nổ công nghiệp</w:t>
+      </w:r>
+      <w:r>
+        <w:rPr>
+          <w:rFonts w:ascii="Times New Roman" w:hAnsi="Times New Roman" w:cs="Arial"/>
+          <w:szCs w:val="32"/>
+          <w:lang w:val="nl-NL"/>
+          <w:b/>
+        </w:rPr>
+        <w:t/>
+      </w:r>
+      <w:r>
+        <w:rPr>
+          <w:rFonts w:ascii="Times New Roman" w:hAnsi="Times New Roman"/>
+          <w:szCs w:val="32"/>
+          <w:lang w:val="nl-NL"/>
+          <w:b/>
+        </w:rPr>
+        <w:t/>
+      </w:r>
+      <w:r>
+        <w:rPr>
+          <w:rFonts w:ascii="Times New Roman" w:hAnsi="Times New Roman" w:cs="Arial"/>
+          <w:szCs w:val="32"/>
+          <w:lang w:val="nl-NL"/>
+          <w:b/>
+        </w:rPr>
+        <w:t/>
+      </w:r>
+      <w:r>
+        <w:rPr>
+          <w:rFonts w:ascii="Times New Roman" w:hAnsi="Times New Roman"/>
+          <w:szCs w:val="32"/>
+          <w:lang w:val="nl-NL"/>
+          <w:b/>
         </w:rPr>
         <w:t xml:space="preserve"/>
       </w:r>
@@ -605,13 +611,15 @@
           <w:rFonts w:ascii="Times New Roman" w:hAnsi="Times New Roman"/>
           <w:color w:val="000000" w:themeColor="text1"/>
           <w:szCs w:val="28"/>
-        </w:rPr>
-        <w:t xml:space="preserve"/>
-      </w:r>
-      <w:r>
-        <w:rPr>
-          <w:rFonts w:ascii="Times New Roman" w:hAnsi="Times New Roman"/>
-          <w:szCs w:val="28"/>
+          <w:b/>
+        </w:rPr>
+        <w:t xml:space="preserve"/>
+      </w:r>
+      <w:r>
+        <w:rPr>
+          <w:rFonts w:ascii="Times New Roman" w:hAnsi="Times New Roman"/>
+          <w:szCs w:val="28"/>
+          <w:b/>
         </w:rPr>
         <w:t xml:space="preserve"/>
       </w:r>
@@ -641,7 +649,7 @@
           <w:lang w:val="nl-NL"/>
           <w:sz w:val="28"/>
         </w:rPr>
-        <w:t xml:space="preserve">Căn cứ điểm a khoản 2 Điều 56 Nghị định số 71/2019/NĐ-CP ngày 30/8/2019 của Chính phủ quy định về xử phạt vi phạm hành chính trong lĩnh vực hóa chất và vật liệu nổ công nghiệp, được sửa đổi, bổ sung tại Nghị định số 17/2022/NĐ-CP ngày 31/01/2022 của Chính phủ;</w:t>
+        <w:t xml:space="preserve">Hôm nay, hồi ...... giờ ...... phút, ngày ...... tháng 8 năm 2026, tại Công ty Công nghiệp Hóa chất mỏ Tây Bắc, địa chỉ: ..............................................</w:t>
       </w:r>
       <w:r>
         <w:rPr>
@@ -716,7 +724,7 @@
           <w:lang w:val="nl-NL"/>
           <w:sz w:val="28"/>
         </w:rPr>
-        <w:t xml:space="preserve">Căn cứ khoản 3 Điều 15 Nghị định số 217/2025/NĐ-CP ngày 05/8/2025 của Chính phủ quy định về hoạt động kiểm tra chuyên ngành;</w:t>
+        <w:t xml:space="preserve">Căn cứ Biên bản kiểm tra ngày ...... tháng 8 năm 2026 và Biên bản xác định hành vi vi phạm hành chính và thời hiệu ngày ...... tháng 8 năm 2026 của Đoàn kiểm tra được thành lập theo Quyết định số 4875/QĐ-SCT ngày 12/8/2026 của Giám đốc Sở Công Thương tỉnh Lào Cai.</w:t>
       </w:r>
       <w:r>
         <w:rPr>
@@ -782,6 +790,7 @@
           <w:rFonts w:ascii="Times New Roman" w:hAnsi="Times New Roman"/>
           <w:szCs w:val="32"/>
           <w:lang w:val="nl-NL"/>
+          <w:b/>
         </w:rPr>
       </w:r>
       <w:r>
@@ -790,38 +799,43 @@
           <w:szCs w:val="28"/>
           <w:lang w:val="nl-NL"/>
           <w:sz w:val="28"/>
-        </w:rPr>
-        <w:t xml:space="preserve">Căn cứ Quyết định số 4875/QĐ-SCT ngày 12/8/2026 của Giám đốc Sở Công Thương tỉnh Lào Cai;</w:t>
-      </w:r>
-      <w:r>
-        <w:rPr>
-          <w:rFonts w:ascii="Times New Roman" w:hAnsi="Times New Roman" w:cs="Arial"/>
-          <w:szCs w:val="32"/>
-          <w:lang w:val="nl-NL"/>
-        </w:rPr>
-        <w:t/>
-      </w:r>
-      <w:r>
-        <w:rPr>
-          <w:rFonts w:ascii="Times New Roman" w:hAnsi="Times New Roman"/>
-          <w:szCs w:val="32"/>
-          <w:lang w:val="nl-NL"/>
-        </w:rPr>
-        <w:t/>
-      </w:r>
-      <w:r>
-        <w:rPr>
-          <w:rFonts w:ascii="Times New Roman" w:hAnsi="Times New Roman" w:cs="Arial"/>
-          <w:szCs w:val="32"/>
-          <w:lang w:val="nl-NL"/>
-        </w:rPr>
-        <w:t/>
-      </w:r>
-      <w:r>
-        <w:rPr>
-          <w:rFonts w:ascii="Times New Roman" w:hAnsi="Times New Roman"/>
-          <w:szCs w:val="32"/>
-          <w:lang w:val="nl-NL"/>
+          <w:b/>
+        </w:rPr>
+        <w:t xml:space="preserve">Căn cứ:</w:t>
+      </w:r>
+      <w:r>
+        <w:rPr>
+          <w:rFonts w:ascii="Times New Roman" w:hAnsi="Times New Roman" w:cs="Arial"/>
+          <w:szCs w:val="32"/>
+          <w:lang w:val="nl-NL"/>
+          <w:b/>
+        </w:rPr>
+        <w:t/>
+      </w:r>
+      <w:r>
+        <w:rPr>
+          <w:rFonts w:ascii="Times New Roman" w:hAnsi="Times New Roman"/>
+          <w:szCs w:val="32"/>
+          <w:lang w:val="nl-NL"/>
+          <w:b/>
+        </w:rPr>
+        <w:t/>
+      </w:r>
+      <w:r>
+        <w:rPr>
+          <w:rFonts w:ascii="Times New Roman" w:hAnsi="Times New Roman" w:cs="Arial"/>
+          <w:szCs w:val="32"/>
+          <w:lang w:val="nl-NL"/>
+          <w:b/>
+        </w:rPr>
+        <w:t/>
+      </w:r>
+      <w:r>
+        <w:rPr>
+          <w:rFonts w:ascii="Times New Roman" w:hAnsi="Times New Roman"/>
+          <w:szCs w:val="32"/>
+          <w:lang w:val="nl-NL"/>
+          <w:b/>
         </w:rPr>
         <w:t xml:space="preserve"/>
       </w:r>
@@ -830,13 +844,15 @@
           <w:rFonts w:ascii="Times New Roman" w:hAnsi="Times New Roman"/>
           <w:color w:val="000000" w:themeColor="text1"/>
           <w:szCs w:val="28"/>
-        </w:rPr>
-        <w:t xml:space="preserve"/>
-      </w:r>
-      <w:r>
-        <w:rPr>
-          <w:rFonts w:ascii="Times New Roman" w:hAnsi="Times New Roman"/>
-          <w:szCs w:val="28"/>
+          <w:b/>
+        </w:rPr>
+        <w:t xml:space="preserve"/>
+      </w:r>
+      <w:r>
+        <w:rPr>
+          <w:rFonts w:ascii="Times New Roman" w:hAnsi="Times New Roman"/>
+          <w:szCs w:val="28"/>
+          <w:b/>
         </w:rPr>
         <w:t xml:space="preserve"/>
       </w:r>
@@ -866,7 +882,7 @@
           <w:lang w:val="nl-NL"/>
           <w:sz w:val="28"/>
         </w:rPr>
-        <w:t xml:space="preserve">Căn cứ Kết luận thanh tra số 48/KL-TT ngày 05/7/2026 của Chánh Thanh tra tỉnh và Văn bản số 7962/UBND-NC ngày 06/8/2026 của Ủy ban nhân dân tỉnh Lào Cai;</w:t>
+        <w:t xml:space="preserve">- Luật Xử lý vi phạm hành chính (sửa đổi, bổ sung năm 2020 và năm 2025);</w:t>
       </w:r>
       <w:r>
         <w:rPr>
@@ -941,7 +957,7 @@
           <w:lang w:val="nl-NL"/>
           <w:sz w:val="28"/>
         </w:rPr>
-        <w:t xml:space="preserve">Căn cứ Biên bản kiểm tra và Biên bản xác định các hành vi vi phạm hành chính ngày ...... tháng 8 năm 2026 của Đoàn kiểm tra;</w:t>
+        <w:t xml:space="preserve">- Luật số 42/2024/QH15 ngày 29/6/2024 về Quản lý, sử dụng vũ khí, vật liệu nổ và công cụ hỗ trợ;</w:t>
       </w:r>
       <w:r>
         <w:rPr>
@@ -1016,7 +1032,7 @@
           <w:lang w:val="nl-NL"/>
           <w:sz w:val="28"/>
         </w:rPr>
-        <w:t xml:space="preserve">Hôm nay, vào hồi ...... giờ ...... phút, ngày ...... tháng 8 năm 2026, tại Công ty Công nghiệp Hóa chất mỏ Tây Bắc (địa chỉ: ..............................................).</w:t>
+        <w:t xml:space="preserve">- Nghị định số 118/2021/NĐ-CP ngày 23/12/2021 của Chính phủ quy định chi tiết một số điều và biện pháp thi hành Luật Xử lý vi phạm hành chính; Nghị định số 68/2025/NĐ-CP ngày 18/3/2025 và Nghị định số 190/2025/NĐ-CP ngày 01/7/2025 của Chính phủ sửa đổi, bổ sung một số điều của Nghị định số 118/2021/NĐ-CP;</w:t>
       </w:r>
       <w:r>
         <w:rPr>
@@ -1082,7 +1098,6 @@
           <w:rFonts w:ascii="Times New Roman" w:hAnsi="Times New Roman"/>
           <w:szCs w:val="32"/>
           <w:lang w:val="nl-NL"/>
-          <w:b/>
         </w:rPr>
       </w:r>
       <w:r>
@@ -1091,43 +1106,38 @@
           <w:szCs w:val="28"/>
           <w:lang w:val="nl-NL"/>
           <w:sz w:val="28"/>
-          <w:b/>
-        </w:rPr>
-        <w:t xml:space="preserve">Chúng tôi gồm:</w:t>
-      </w:r>
-      <w:r>
-        <w:rPr>
-          <w:rFonts w:ascii="Times New Roman" w:hAnsi="Times New Roman" w:cs="Arial"/>
-          <w:szCs w:val="32"/>
-          <w:lang w:val="nl-NL"/>
-          <w:b/>
-        </w:rPr>
-        <w:t/>
-      </w:r>
-      <w:r>
-        <w:rPr>
-          <w:rFonts w:ascii="Times New Roman" w:hAnsi="Times New Roman"/>
-          <w:szCs w:val="32"/>
-          <w:lang w:val="nl-NL"/>
-          <w:b/>
-        </w:rPr>
-        <w:t/>
-      </w:r>
-      <w:r>
-        <w:rPr>
-          <w:rFonts w:ascii="Times New Roman" w:hAnsi="Times New Roman" w:cs="Arial"/>
-          <w:szCs w:val="32"/>
-          <w:lang w:val="nl-NL"/>
-          <w:b/>
-        </w:rPr>
-        <w:t/>
-      </w:r>
-      <w:r>
-        <w:rPr>
-          <w:rFonts w:ascii="Times New Roman" w:hAnsi="Times New Roman"/>
-          <w:szCs w:val="32"/>
-          <w:lang w:val="nl-NL"/>
-          <w:b/>
+        </w:rPr>
+        <w:t xml:space="preserve">- Nghị định số 71/2019/NĐ-CP ngày 30/8/2019 của Chính phủ quy định xử phạt vi phạm hành chính trong lĩnh vực hóa chất và vật liệu nổ công nghiệp, được sửa đổi, bổ sung tại Nghị định số 17/2022/NĐ-CP ngày 31/01/2022 của Chính phủ;</w:t>
+      </w:r>
+      <w:r>
+        <w:rPr>
+          <w:rFonts w:ascii="Times New Roman" w:hAnsi="Times New Roman" w:cs="Arial"/>
+          <w:szCs w:val="32"/>
+          <w:lang w:val="nl-NL"/>
+        </w:rPr>
+        <w:t/>
+      </w:r>
+      <w:r>
+        <w:rPr>
+          <w:rFonts w:ascii="Times New Roman" w:hAnsi="Times New Roman"/>
+          <w:szCs w:val="32"/>
+          <w:lang w:val="nl-NL"/>
+        </w:rPr>
+        <w:t/>
+      </w:r>
+      <w:r>
+        <w:rPr>
+          <w:rFonts w:ascii="Times New Roman" w:hAnsi="Times New Roman" w:cs="Arial"/>
+          <w:szCs w:val="32"/>
+          <w:lang w:val="nl-NL"/>
+        </w:rPr>
+        <w:t/>
+      </w:r>
+      <w:r>
+        <w:rPr>
+          <w:rFonts w:ascii="Times New Roman" w:hAnsi="Times New Roman"/>
+          <w:szCs w:val="32"/>
+          <w:lang w:val="nl-NL"/>
         </w:rPr>
         <w:t xml:space="preserve"/>
       </w:r>
@@ -1136,15 +1146,13 @@
           <w:rFonts w:ascii="Times New Roman" w:hAnsi="Times New Roman"/>
           <w:color w:val="000000" w:themeColor="text1"/>
           <w:szCs w:val="28"/>
-          <w:b/>
-        </w:rPr>
-        <w:t xml:space="preserve"/>
-      </w:r>
-      <w:r>
-        <w:rPr>
-          <w:rFonts w:ascii="Times New Roman" w:hAnsi="Times New Roman"/>
-          <w:szCs w:val="28"/>
-          <w:b/>
+        </w:rPr>
+        <w:t xml:space="preserve"/>
+      </w:r>
+      <w:r>
+        <w:rPr>
+          <w:rFonts w:ascii="Times New Roman" w:hAnsi="Times New Roman"/>
+          <w:szCs w:val="28"/>
         </w:rPr>
         <w:t xml:space="preserve"/>
       </w:r>
@@ -1165,7 +1173,6 @@
           <w:rFonts w:ascii="Times New Roman" w:hAnsi="Times New Roman"/>
           <w:szCs w:val="32"/>
           <w:lang w:val="nl-NL"/>
-          <w:b/>
         </w:rPr>
       </w:r>
       <w:r>
@@ -1174,43 +1181,38 @@
           <w:szCs w:val="28"/>
           <w:lang w:val="nl-NL"/>
           <w:sz w:val="28"/>
-          <w:b/>
-        </w:rPr>
-        <w:t xml:space="preserve">1. Người lập biên bản:</w:t>
-      </w:r>
-      <w:r>
-        <w:rPr>
-          <w:rFonts w:ascii="Times New Roman" w:hAnsi="Times New Roman" w:cs="Arial"/>
-          <w:szCs w:val="32"/>
-          <w:lang w:val="nl-NL"/>
-          <w:b/>
-        </w:rPr>
-        <w:t/>
-      </w:r>
-      <w:r>
-        <w:rPr>
-          <w:rFonts w:ascii="Times New Roman" w:hAnsi="Times New Roman"/>
-          <w:szCs w:val="32"/>
-          <w:lang w:val="nl-NL"/>
-          <w:b/>
-        </w:rPr>
-        <w:t/>
-      </w:r>
-      <w:r>
-        <w:rPr>
-          <w:rFonts w:ascii="Times New Roman" w:hAnsi="Times New Roman" w:cs="Arial"/>
-          <w:szCs w:val="32"/>
-          <w:lang w:val="nl-NL"/>
-          <w:b/>
-        </w:rPr>
-        <w:t/>
-      </w:r>
-      <w:r>
-        <w:rPr>
-          <w:rFonts w:ascii="Times New Roman" w:hAnsi="Times New Roman"/>
-          <w:szCs w:val="32"/>
-          <w:lang w:val="nl-NL"/>
-          <w:b/>
+        </w:rPr>
+        <w:t xml:space="preserve">- Nghị định số 181/2024/NĐ-CP ngày 31/12/2024 của Chính phủ quy định chi tiết một số điều của Luật Quản lý, sử dụng vũ khí, vật liệu nổ và công cụ hỗ trợ về vật liệu nổ công nghiệp và tiền chất thuốc nổ;</w:t>
+      </w:r>
+      <w:r>
+        <w:rPr>
+          <w:rFonts w:ascii="Times New Roman" w:hAnsi="Times New Roman" w:cs="Arial"/>
+          <w:szCs w:val="32"/>
+          <w:lang w:val="nl-NL"/>
+        </w:rPr>
+        <w:t/>
+      </w:r>
+      <w:r>
+        <w:rPr>
+          <w:rFonts w:ascii="Times New Roman" w:hAnsi="Times New Roman"/>
+          <w:szCs w:val="32"/>
+          <w:lang w:val="nl-NL"/>
+        </w:rPr>
+        <w:t/>
+      </w:r>
+      <w:r>
+        <w:rPr>
+          <w:rFonts w:ascii="Times New Roman" w:hAnsi="Times New Roman" w:cs="Arial"/>
+          <w:szCs w:val="32"/>
+          <w:lang w:val="nl-NL"/>
+        </w:rPr>
+        <w:t/>
+      </w:r>
+      <w:r>
+        <w:rPr>
+          <w:rFonts w:ascii="Times New Roman" w:hAnsi="Times New Roman"/>
+          <w:szCs w:val="32"/>
+          <w:lang w:val="nl-NL"/>
         </w:rPr>
         <w:t xml:space="preserve"/>
       </w:r>
@@ -1219,15 +1221,13 @@
           <w:rFonts w:ascii="Times New Roman" w:hAnsi="Times New Roman"/>
           <w:color w:val="000000" w:themeColor="text1"/>
           <w:szCs w:val="28"/>
-          <w:b/>
-        </w:rPr>
-        <w:t xml:space="preserve"/>
-      </w:r>
-      <w:r>
-        <w:rPr>
-          <w:rFonts w:ascii="Times New Roman" w:hAnsi="Times New Roman"/>
-          <w:szCs w:val="28"/>
-          <w:b/>
+        </w:rPr>
+        <w:t xml:space="preserve"/>
+      </w:r>
+      <w:r>
+        <w:rPr>
+          <w:rFonts w:ascii="Times New Roman" w:hAnsi="Times New Roman"/>
+          <w:szCs w:val="28"/>
         </w:rPr>
         <w:t xml:space="preserve"/>
       </w:r>
@@ -1235,7 +1235,7 @@
     <w:p>
       <w:pPr>
         <w:spacing w:after="40" w:line="340" w:lineRule="exact"/>
-        <w:jc w:val="left"/>
+        <w:jc w:val="both"/>
         <w:rPr>
           <w:rFonts w:ascii="Times New Roman" w:hAnsi="Times New Roman"/>
           <w:i/>
@@ -1257,7 +1257,7 @@
           <w:lang w:val="nl-NL"/>
           <w:sz w:val="28"/>
         </w:rPr>
-        <w:t xml:space="preserve">- Ông Trần Trọng Trang - Phó Trưởng phòng Quản lý Công nghiệp, Sở Công Thương tỉnh Lào Cai - Trưởng đoàn kiểm tra;</w:t>
+        <w:t xml:space="preserve">- Nghị định số 217/2025/NĐ-CP ngày 05/8/2025 của Chính phủ quy định về hoạt động kiểm tra chuyên ngành; Thông tư số 56/2025/TT-BCT ngày 28/11/2025 của Bộ trưởng Bộ Công Thương quy định về quy trình kiểm tra chuyên ngành Công Thương;</w:t>
       </w:r>
       <w:r>
         <w:rPr>
@@ -1310,7 +1310,7 @@
     <w:p>
       <w:pPr>
         <w:spacing w:after="40" w:line="340" w:lineRule="exact"/>
-        <w:jc w:val="left"/>
+        <w:jc w:val="both"/>
         <w:rPr>
           <w:rFonts w:ascii="Times New Roman" w:hAnsi="Times New Roman"/>
           <w:i/>
@@ -1332,7 +1332,7 @@
           <w:lang w:val="nl-NL"/>
           <w:sz w:val="28"/>
         </w:rPr>
-        <w:t xml:space="preserve">- Ông Lê Minh Long - Chuyên viên phòng Quản lý Công nghiệp, Sở Công Thương tỉnh Lào Cai - Thành viên;</w:t>
+        <w:t xml:space="preserve">- Quyết định số 4875/QĐ-SCT ngày 12/8/2026 của Giám đốc Sở Công Thương tỉnh Lào Cai;</w:t>
       </w:r>
       <w:r>
         <w:rPr>
@@ -1385,7 +1385,7 @@
     <w:p>
       <w:pPr>
         <w:spacing w:after="40" w:line="340" w:lineRule="exact"/>
-        <w:jc w:val="left"/>
+        <w:jc w:val="both"/>
         <w:rPr>
           <w:rFonts w:ascii="Times New Roman" w:hAnsi="Times New Roman"/>
           <w:i/>
@@ -1407,7 +1407,7 @@
           <w:lang w:val="nl-NL"/>
           <w:sz w:val="28"/>
         </w:rPr>
-        <w:t xml:space="preserve">- Ông Trần Đăng Khôi - Chuyên viên phòng Quản lý Công nghiệp, Sở Công Thương tỉnh Lào Cai - Thành viên, Thư ký đoàn.</w:t>
+        <w:t xml:space="preserve">- Kết luận thanh tra số 48/KL-TT ngày 05/7/2026 của Chánh Thanh tra tỉnh và Văn bản số 7962/UBND-NC ngày 06/8/2026 của Ủy ban nhân dân tỉnh Lào Cai.</w:t>
       </w:r>
       <w:r>
         <w:rPr>
@@ -1473,6 +1473,7 @@
           <w:rFonts w:ascii="Times New Roman" w:hAnsi="Times New Roman"/>
           <w:szCs w:val="32"/>
           <w:lang w:val="nl-NL"/>
+          <w:b/>
         </w:rPr>
       </w:r>
       <w:r>
@@ -1481,38 +1482,43 @@
           <w:szCs w:val="28"/>
           <w:lang w:val="nl-NL"/>
           <w:sz w:val="28"/>
-        </w:rPr>
-        <w:t xml:space="preserve">2. Với sự chứng kiến của (nếu có): ..................................................................................................................</w:t>
-      </w:r>
-      <w:r>
-        <w:rPr>
-          <w:rFonts w:ascii="Times New Roman" w:hAnsi="Times New Roman" w:cs="Arial"/>
-          <w:szCs w:val="32"/>
-          <w:lang w:val="nl-NL"/>
-        </w:rPr>
-        <w:t/>
-      </w:r>
-      <w:r>
-        <w:rPr>
-          <w:rFonts w:ascii="Times New Roman" w:hAnsi="Times New Roman"/>
-          <w:szCs w:val="32"/>
-          <w:lang w:val="nl-NL"/>
-        </w:rPr>
-        <w:t/>
-      </w:r>
-      <w:r>
-        <w:rPr>
-          <w:rFonts w:ascii="Times New Roman" w:hAnsi="Times New Roman" w:cs="Arial"/>
-          <w:szCs w:val="32"/>
-          <w:lang w:val="nl-NL"/>
-        </w:rPr>
-        <w:t/>
-      </w:r>
-      <w:r>
-        <w:rPr>
-          <w:rFonts w:ascii="Times New Roman" w:hAnsi="Times New Roman"/>
-          <w:szCs w:val="32"/>
-          <w:lang w:val="nl-NL"/>
+          <w:b/>
+        </w:rPr>
+        <w:t xml:space="preserve">Chúng tôi gồm:</w:t>
+      </w:r>
+      <w:r>
+        <w:rPr>
+          <w:rFonts w:ascii="Times New Roman" w:hAnsi="Times New Roman" w:cs="Arial"/>
+          <w:szCs w:val="32"/>
+          <w:lang w:val="nl-NL"/>
+          <w:b/>
+        </w:rPr>
+        <w:t/>
+      </w:r>
+      <w:r>
+        <w:rPr>
+          <w:rFonts w:ascii="Times New Roman" w:hAnsi="Times New Roman"/>
+          <w:szCs w:val="32"/>
+          <w:lang w:val="nl-NL"/>
+          <w:b/>
+        </w:rPr>
+        <w:t/>
+      </w:r>
+      <w:r>
+        <w:rPr>
+          <w:rFonts w:ascii="Times New Roman" w:hAnsi="Times New Roman" w:cs="Arial"/>
+          <w:szCs w:val="32"/>
+          <w:lang w:val="nl-NL"/>
+          <w:b/>
+        </w:rPr>
+        <w:t/>
+      </w:r>
+      <w:r>
+        <w:rPr>
+          <w:rFonts w:ascii="Times New Roman" w:hAnsi="Times New Roman"/>
+          <w:szCs w:val="32"/>
+          <w:lang w:val="nl-NL"/>
+          <w:b/>
         </w:rPr>
         <w:t xml:space="preserve"/>
       </w:r>
@@ -1521,13 +1527,15 @@
           <w:rFonts w:ascii="Times New Roman" w:hAnsi="Times New Roman"/>
           <w:color w:val="000000" w:themeColor="text1"/>
           <w:szCs w:val="28"/>
-        </w:rPr>
-        <w:t xml:space="preserve"/>
-      </w:r>
-      <w:r>
-        <w:rPr>
-          <w:rFonts w:ascii="Times New Roman" w:hAnsi="Times New Roman"/>
-          <w:szCs w:val="28"/>
+          <w:b/>
+        </w:rPr>
+        <w:t xml:space="preserve"/>
+      </w:r>
+      <w:r>
+        <w:rPr>
+          <w:rFonts w:ascii="Times New Roman" w:hAnsi="Times New Roman"/>
+          <w:szCs w:val="28"/>
+          <w:b/>
         </w:rPr>
         <w:t xml:space="preserve"/>
       </w:r>
@@ -1559,7 +1567,7 @@
           <w:sz w:val="28"/>
           <w:b/>
         </w:rPr>
-        <w:t xml:space="preserve">Tiến hành lập biên bản vi phạm hành chính đối với tổ chức có tên sau đây:</w:t>
+        <w:t xml:space="preserve">1. Người có thẩm quyền lập biên bản:</w:t>
       </w:r>
       <w:r>
         <w:rPr>
@@ -1640,7 +1648,7 @@
           <w:lang w:val="nl-NL"/>
           <w:sz w:val="28"/>
         </w:rPr>
-        <w:t xml:space="preserve">Tên tổ chức vi phạm: Công ty Công nghiệp Hóa chất mỏ Tây Bắc.</w:t>
+        <w:t xml:space="preserve">Họ và tên: Trần Đăng Khôi; Chức vụ: Chuyên viên phòng Quản lý Công nghiệp, Thành viên - Thư ký Đoàn kiểm tra.</w:t>
       </w:r>
       <w:r>
         <w:rPr>
@@ -1715,7 +1723,7 @@
           <w:lang w:val="nl-NL"/>
           <w:sz w:val="28"/>
         </w:rPr>
-        <w:t xml:space="preserve">Địa chỉ trụ sở chính: ..................................................................................................................</w:t>
+        <w:t xml:space="preserve">Cơ quan: Sở Công Thương tỉnh Lào Cai.</w:t>
       </w:r>
       <w:r>
         <w:rPr>
@@ -1781,6 +1789,7 @@
           <w:rFonts w:ascii="Times New Roman" w:hAnsi="Times New Roman"/>
           <w:szCs w:val="32"/>
           <w:lang w:val="nl-NL"/>
+          <w:b/>
         </w:rPr>
       </w:r>
       <w:r>
@@ -1789,38 +1798,43 @@
           <w:szCs w:val="28"/>
           <w:lang w:val="nl-NL"/>
           <w:sz w:val="28"/>
-        </w:rPr>
-        <w:t xml:space="preserve">Mã số doanh nghiệp: ...................... Số GCN đăng ký đầu tư/doanh nghiệp: ...................... do ...................... cấp ngày ......................</w:t>
-      </w:r>
-      <w:r>
-        <w:rPr>
-          <w:rFonts w:ascii="Times New Roman" w:hAnsi="Times New Roman" w:cs="Arial"/>
-          <w:szCs w:val="32"/>
-          <w:lang w:val="nl-NL"/>
-        </w:rPr>
-        <w:t/>
-      </w:r>
-      <w:r>
-        <w:rPr>
-          <w:rFonts w:ascii="Times New Roman" w:hAnsi="Times New Roman"/>
-          <w:szCs w:val="32"/>
-          <w:lang w:val="nl-NL"/>
-        </w:rPr>
-        <w:t/>
-      </w:r>
-      <w:r>
-        <w:rPr>
-          <w:rFonts w:ascii="Times New Roman" w:hAnsi="Times New Roman" w:cs="Arial"/>
-          <w:szCs w:val="32"/>
-          <w:lang w:val="nl-NL"/>
-        </w:rPr>
-        <w:t/>
-      </w:r>
-      <w:r>
-        <w:rPr>
-          <w:rFonts w:ascii="Times New Roman" w:hAnsi="Times New Roman"/>
-          <w:szCs w:val="32"/>
-          <w:lang w:val="nl-NL"/>
+          <w:b/>
+        </w:rPr>
+        <w:t xml:space="preserve">2. Với sự chứng kiến của (nếu có):</w:t>
+      </w:r>
+      <w:r>
+        <w:rPr>
+          <w:rFonts w:ascii="Times New Roman" w:hAnsi="Times New Roman" w:cs="Arial"/>
+          <w:szCs w:val="32"/>
+          <w:lang w:val="nl-NL"/>
+          <w:b/>
+        </w:rPr>
+        <w:t/>
+      </w:r>
+      <w:r>
+        <w:rPr>
+          <w:rFonts w:ascii="Times New Roman" w:hAnsi="Times New Roman"/>
+          <w:szCs w:val="32"/>
+          <w:lang w:val="nl-NL"/>
+          <w:b/>
+        </w:rPr>
+        <w:t/>
+      </w:r>
+      <w:r>
+        <w:rPr>
+          <w:rFonts w:ascii="Times New Roman" w:hAnsi="Times New Roman" w:cs="Arial"/>
+          <w:szCs w:val="32"/>
+          <w:lang w:val="nl-NL"/>
+          <w:b/>
+        </w:rPr>
+        <w:t/>
+      </w:r>
+      <w:r>
+        <w:rPr>
+          <w:rFonts w:ascii="Times New Roman" w:hAnsi="Times New Roman"/>
+          <w:szCs w:val="32"/>
+          <w:lang w:val="nl-NL"/>
+          <w:b/>
         </w:rPr>
         <w:t xml:space="preserve"/>
       </w:r>
@@ -1829,13 +1843,15 @@
           <w:rFonts w:ascii="Times New Roman" w:hAnsi="Times New Roman"/>
           <w:color w:val="000000" w:themeColor="text1"/>
           <w:szCs w:val="28"/>
-        </w:rPr>
-        <w:t xml:space="preserve"/>
-      </w:r>
-      <w:r>
-        <w:rPr>
-          <w:rFonts w:ascii="Times New Roman" w:hAnsi="Times New Roman"/>
-          <w:szCs w:val="28"/>
+          <w:b/>
+        </w:rPr>
+        <w:t xml:space="preserve"/>
+      </w:r>
+      <w:r>
+        <w:rPr>
+          <w:rFonts w:ascii="Times New Roman" w:hAnsi="Times New Roman"/>
+          <w:szCs w:val="28"/>
+          <w:b/>
         </w:rPr>
         <w:t xml:space="preserve"/>
       </w:r>
@@ -1843,7 +1859,7 @@
     <w:p>
       <w:pPr>
         <w:spacing w:after="40" w:line="340" w:lineRule="exact"/>
-        <w:jc w:val="both"/>
+        <w:jc w:val="left"/>
         <w:rPr>
           <w:rFonts w:ascii="Times New Roman" w:hAnsi="Times New Roman"/>
           <w:i/>
@@ -1865,7 +1881,7 @@
           <w:lang w:val="nl-NL"/>
           <w:sz w:val="28"/>
         </w:rPr>
-        <w:t xml:space="preserve">Người đại diện theo pháp luật: ...................... Chức danh: ......................</w:t>
+        <w:t xml:space="preserve">Họ và tên: ...................................... Nghề nghiệp: ......................................</w:t>
       </w:r>
       <w:r>
         <w:rPr>
@@ -1918,7 +1934,7 @@
     <w:p>
       <w:pPr>
         <w:spacing w:after="40" w:line="340" w:lineRule="exact"/>
-        <w:jc w:val="both"/>
+        <w:jc w:val="left"/>
         <w:rPr>
           <w:rFonts w:ascii="Times New Roman" w:hAnsi="Times New Roman"/>
           <w:i/>
@@ -1931,7 +1947,6 @@
           <w:rFonts w:ascii="Times New Roman" w:hAnsi="Times New Roman"/>
           <w:szCs w:val="32"/>
           <w:lang w:val="nl-NL"/>
-          <w:b/>
         </w:rPr>
       </w:r>
       <w:r>
@@ -1940,43 +1955,38 @@
           <w:szCs w:val="28"/>
           <w:lang w:val="nl-NL"/>
           <w:sz w:val="28"/>
-          <w:b/>
-        </w:rPr>
-        <w:t xml:space="preserve">1. Đã có các hành vi vi phạm hành chính:</w:t>
-      </w:r>
-      <w:r>
-        <w:rPr>
-          <w:rFonts w:ascii="Times New Roman" w:hAnsi="Times New Roman" w:cs="Arial"/>
-          <w:szCs w:val="32"/>
-          <w:lang w:val="nl-NL"/>
-          <w:b/>
-        </w:rPr>
-        <w:t/>
-      </w:r>
-      <w:r>
-        <w:rPr>
-          <w:rFonts w:ascii="Times New Roman" w:hAnsi="Times New Roman"/>
-          <w:szCs w:val="32"/>
-          <w:lang w:val="nl-NL"/>
-          <w:b/>
-        </w:rPr>
-        <w:t/>
-      </w:r>
-      <w:r>
-        <w:rPr>
-          <w:rFonts w:ascii="Times New Roman" w:hAnsi="Times New Roman" w:cs="Arial"/>
-          <w:szCs w:val="32"/>
-          <w:lang w:val="nl-NL"/>
-          <w:b/>
-        </w:rPr>
-        <w:t/>
-      </w:r>
-      <w:r>
-        <w:rPr>
-          <w:rFonts w:ascii="Times New Roman" w:hAnsi="Times New Roman"/>
-          <w:szCs w:val="32"/>
-          <w:lang w:val="nl-NL"/>
-          <w:b/>
+        </w:rPr>
+        <w:t xml:space="preserve">Địa chỉ: ..............................................................................................</w:t>
+      </w:r>
+      <w:r>
+        <w:rPr>
+          <w:rFonts w:ascii="Times New Roman" w:hAnsi="Times New Roman" w:cs="Arial"/>
+          <w:szCs w:val="32"/>
+          <w:lang w:val="nl-NL"/>
+        </w:rPr>
+        <w:t/>
+      </w:r>
+      <w:r>
+        <w:rPr>
+          <w:rFonts w:ascii="Times New Roman" w:hAnsi="Times New Roman"/>
+          <w:szCs w:val="32"/>
+          <w:lang w:val="nl-NL"/>
+        </w:rPr>
+        <w:t/>
+      </w:r>
+      <w:r>
+        <w:rPr>
+          <w:rFonts w:ascii="Times New Roman" w:hAnsi="Times New Roman" w:cs="Arial"/>
+          <w:szCs w:val="32"/>
+          <w:lang w:val="nl-NL"/>
+        </w:rPr>
+        <w:t/>
+      </w:r>
+      <w:r>
+        <w:rPr>
+          <w:rFonts w:ascii="Times New Roman" w:hAnsi="Times New Roman"/>
+          <w:szCs w:val="32"/>
+          <w:lang w:val="nl-NL"/>
         </w:rPr>
         <w:t xml:space="preserve"/>
       </w:r>
@@ -1985,15 +1995,13 @@
           <w:rFonts w:ascii="Times New Roman" w:hAnsi="Times New Roman"/>
           <w:color w:val="000000" w:themeColor="text1"/>
           <w:szCs w:val="28"/>
-          <w:b/>
-        </w:rPr>
-        <w:t xml:space="preserve"/>
-      </w:r>
-      <w:r>
-        <w:rPr>
-          <w:rFonts w:ascii="Times New Roman" w:hAnsi="Times New Roman"/>
-          <w:szCs w:val="28"/>
-          <w:b/>
+        </w:rPr>
+        <w:t xml:space="preserve"/>
+      </w:r>
+      <w:r>
+        <w:rPr>
+          <w:rFonts w:ascii="Times New Roman" w:hAnsi="Times New Roman"/>
+          <w:szCs w:val="28"/>
         </w:rPr>
         <w:t xml:space="preserve"/>
       </w:r>
@@ -2001,7 +2009,7 @@
     <w:p>
       <w:pPr>
         <w:spacing w:after="40" w:line="340" w:lineRule="exact"/>
-        <w:jc w:val="both"/>
+        <w:jc w:val="left"/>
         <w:rPr>
           <w:rFonts w:ascii="Times New Roman" w:hAnsi="Times New Roman"/>
           <w:i/>
@@ -2014,7 +2022,6 @@
           <w:rFonts w:ascii="Times New Roman" w:hAnsi="Times New Roman"/>
           <w:szCs w:val="32"/>
           <w:lang w:val="nl-NL"/>
-          <w:i/>
         </w:rPr>
       </w:r>
       <w:r>
@@ -2023,43 +2030,38 @@
           <w:szCs w:val="28"/>
           <w:lang w:val="nl-NL"/>
           <w:sz w:val="28"/>
-          <w:i/>
-        </w:rPr>
-        <w:t xml:space="preserve">(Ghi cụ thể từng hành vi còn thời hiệu xử phạt được xác định qua kiểm tra)</w:t>
-      </w:r>
-      <w:r>
-        <w:rPr>
-          <w:rFonts w:ascii="Times New Roman" w:hAnsi="Times New Roman" w:cs="Arial"/>
-          <w:szCs w:val="32"/>
-          <w:lang w:val="nl-NL"/>
-          <w:i/>
-        </w:rPr>
-        <w:t/>
-      </w:r>
-      <w:r>
-        <w:rPr>
-          <w:rFonts w:ascii="Times New Roman" w:hAnsi="Times New Roman"/>
-          <w:szCs w:val="32"/>
-          <w:lang w:val="nl-NL"/>
-          <w:i/>
-        </w:rPr>
-        <w:t/>
-      </w:r>
-      <w:r>
-        <w:rPr>
-          <w:rFonts w:ascii="Times New Roman" w:hAnsi="Times New Roman" w:cs="Arial"/>
-          <w:szCs w:val="32"/>
-          <w:lang w:val="nl-NL"/>
-          <w:i/>
-        </w:rPr>
-        <w:t/>
-      </w:r>
-      <w:r>
-        <w:rPr>
-          <w:rFonts w:ascii="Times New Roman" w:hAnsi="Times New Roman"/>
-          <w:szCs w:val="32"/>
-          <w:lang w:val="nl-NL"/>
-          <w:i/>
+        </w:rPr>
+        <w:t xml:space="preserve">Hoặc Họ và tên: ...................................... Chức vụ: ......................................</w:t>
+      </w:r>
+      <w:r>
+        <w:rPr>
+          <w:rFonts w:ascii="Times New Roman" w:hAnsi="Times New Roman" w:cs="Arial"/>
+          <w:szCs w:val="32"/>
+          <w:lang w:val="nl-NL"/>
+        </w:rPr>
+        <w:t/>
+      </w:r>
+      <w:r>
+        <w:rPr>
+          <w:rFonts w:ascii="Times New Roman" w:hAnsi="Times New Roman"/>
+          <w:szCs w:val="32"/>
+          <w:lang w:val="nl-NL"/>
+        </w:rPr>
+        <w:t/>
+      </w:r>
+      <w:r>
+        <w:rPr>
+          <w:rFonts w:ascii="Times New Roman" w:hAnsi="Times New Roman" w:cs="Arial"/>
+          <w:szCs w:val="32"/>
+          <w:lang w:val="nl-NL"/>
+        </w:rPr>
+        <w:t/>
+      </w:r>
+      <w:r>
+        <w:rPr>
+          <w:rFonts w:ascii="Times New Roman" w:hAnsi="Times New Roman"/>
+          <w:szCs w:val="32"/>
+          <w:lang w:val="nl-NL"/>
         </w:rPr>
         <w:t xml:space="preserve"/>
       </w:r>
@@ -2068,15 +2070,13 @@
           <w:rFonts w:ascii="Times New Roman" w:hAnsi="Times New Roman"/>
           <w:color w:val="000000" w:themeColor="text1"/>
           <w:szCs w:val="28"/>
-          <w:i/>
-        </w:rPr>
-        <w:t xml:space="preserve"/>
-      </w:r>
-      <w:r>
-        <w:rPr>
-          <w:rFonts w:ascii="Times New Roman" w:hAnsi="Times New Roman"/>
-          <w:szCs w:val="28"/>
-          <w:i/>
+        </w:rPr>
+        <w:t xml:space="preserve"/>
+      </w:r>
+      <w:r>
+        <w:rPr>
+          <w:rFonts w:ascii="Times New Roman" w:hAnsi="Times New Roman"/>
+          <w:szCs w:val="28"/>
         </w:rPr>
         <w:t xml:space="preserve"/>
       </w:r>
@@ -2084,7 +2084,7 @@
     <w:p>
       <w:pPr>
         <w:spacing w:after="40" w:line="340" w:lineRule="exact"/>
-        <w:jc w:val="both"/>
+        <w:jc w:val="left"/>
         <w:rPr>
           <w:rFonts w:ascii="Times New Roman" w:hAnsi="Times New Roman"/>
           <w:i/>
@@ -2106,7 +2106,7 @@
           <w:lang w:val="nl-NL"/>
           <w:sz w:val="28"/>
         </w:rPr>
-        <w:t xml:space="preserve">..................................................................................................................</w:t>
+        <w:t xml:space="preserve">Cơ quan: ..............................................................................................</w:t>
       </w:r>
       <w:r>
         <w:rPr>
@@ -2172,6 +2172,7 @@
           <w:rFonts w:ascii="Times New Roman" w:hAnsi="Times New Roman"/>
           <w:szCs w:val="32"/>
           <w:lang w:val="nl-NL"/>
+          <w:b/>
         </w:rPr>
       </w:r>
       <w:r>
@@ -2180,38 +2181,43 @@
           <w:szCs w:val="28"/>
           <w:lang w:val="nl-NL"/>
           <w:sz w:val="28"/>
-        </w:rPr>
-        <w:t xml:space="preserve">..................................................................................................................</w:t>
-      </w:r>
-      <w:r>
-        <w:rPr>
-          <w:rFonts w:ascii="Times New Roman" w:hAnsi="Times New Roman" w:cs="Arial"/>
-          <w:szCs w:val="32"/>
-          <w:lang w:val="nl-NL"/>
-        </w:rPr>
-        <w:t/>
-      </w:r>
-      <w:r>
-        <w:rPr>
-          <w:rFonts w:ascii="Times New Roman" w:hAnsi="Times New Roman"/>
-          <w:szCs w:val="32"/>
-          <w:lang w:val="nl-NL"/>
-        </w:rPr>
-        <w:t/>
-      </w:r>
-      <w:r>
-        <w:rPr>
-          <w:rFonts w:ascii="Times New Roman" w:hAnsi="Times New Roman" w:cs="Arial"/>
-          <w:szCs w:val="32"/>
-          <w:lang w:val="nl-NL"/>
-        </w:rPr>
-        <w:t/>
-      </w:r>
-      <w:r>
-        <w:rPr>
-          <w:rFonts w:ascii="Times New Roman" w:hAnsi="Times New Roman"/>
-          <w:szCs w:val="32"/>
-          <w:lang w:val="nl-NL"/>
+          <w:b/>
+        </w:rPr>
+        <w:t xml:space="preserve">3. Người phiên dịch: Không.</w:t>
+      </w:r>
+      <w:r>
+        <w:rPr>
+          <w:rFonts w:ascii="Times New Roman" w:hAnsi="Times New Roman" w:cs="Arial"/>
+          <w:szCs w:val="32"/>
+          <w:lang w:val="nl-NL"/>
+          <w:b/>
+        </w:rPr>
+        <w:t/>
+      </w:r>
+      <w:r>
+        <w:rPr>
+          <w:rFonts w:ascii="Times New Roman" w:hAnsi="Times New Roman"/>
+          <w:szCs w:val="32"/>
+          <w:lang w:val="nl-NL"/>
+          <w:b/>
+        </w:rPr>
+        <w:t/>
+      </w:r>
+      <w:r>
+        <w:rPr>
+          <w:rFonts w:ascii="Times New Roman" w:hAnsi="Times New Roman" w:cs="Arial"/>
+          <w:szCs w:val="32"/>
+          <w:lang w:val="nl-NL"/>
+          <w:b/>
+        </w:rPr>
+        <w:t/>
+      </w:r>
+      <w:r>
+        <w:rPr>
+          <w:rFonts w:ascii="Times New Roman" w:hAnsi="Times New Roman"/>
+          <w:szCs w:val="32"/>
+          <w:lang w:val="nl-NL"/>
+          <w:b/>
         </w:rPr>
         <w:t xml:space="preserve"/>
       </w:r>
@@ -2220,13 +2226,15 @@
           <w:rFonts w:ascii="Times New Roman" w:hAnsi="Times New Roman"/>
           <w:color w:val="000000" w:themeColor="text1"/>
           <w:szCs w:val="28"/>
-        </w:rPr>
-        <w:t xml:space="preserve"/>
-      </w:r>
-      <w:r>
-        <w:rPr>
-          <w:rFonts w:ascii="Times New Roman" w:hAnsi="Times New Roman"/>
-          <w:szCs w:val="28"/>
+          <w:b/>
+        </w:rPr>
+        <w:t xml:space="preserve"/>
+      </w:r>
+      <w:r>
+        <w:rPr>
+          <w:rFonts w:ascii="Times New Roman" w:hAnsi="Times New Roman"/>
+          <w:szCs w:val="28"/>
+          <w:b/>
         </w:rPr>
         <w:t xml:space="preserve"/>
       </w:r>
@@ -2247,6 +2255,7 @@
           <w:rFonts w:ascii="Times New Roman" w:hAnsi="Times New Roman"/>
           <w:szCs w:val="32"/>
           <w:lang w:val="nl-NL"/>
+          <w:b/>
         </w:rPr>
       </w:r>
       <w:r>
@@ -2255,38 +2264,43 @@
           <w:szCs w:val="28"/>
           <w:lang w:val="nl-NL"/>
           <w:sz w:val="28"/>
-        </w:rPr>
-        <w:t xml:space="preserve">2. Quy định tại: điểm a khoản 2 Điều 56 Nghị định số 71/2019/NĐ-CP ngày 30/8/2019 của Chính phủ quy định về xử phạt vi phạm hành chính trong lĩnh vực hóa chất và vật liệu nổ công nghiệp, được sửa đổi, bổ sung tại Nghị định số 17/2022/NĐ-CP ngày 31/01/2022 của Chính phủ.</w:t>
-      </w:r>
-      <w:r>
-        <w:rPr>
-          <w:rFonts w:ascii="Times New Roman" w:hAnsi="Times New Roman" w:cs="Arial"/>
-          <w:szCs w:val="32"/>
-          <w:lang w:val="nl-NL"/>
-        </w:rPr>
-        <w:t/>
-      </w:r>
-      <w:r>
-        <w:rPr>
-          <w:rFonts w:ascii="Times New Roman" w:hAnsi="Times New Roman"/>
-          <w:szCs w:val="32"/>
-          <w:lang w:val="nl-NL"/>
-        </w:rPr>
-        <w:t/>
-      </w:r>
-      <w:r>
-        <w:rPr>
-          <w:rFonts w:ascii="Times New Roman" w:hAnsi="Times New Roman" w:cs="Arial"/>
-          <w:szCs w:val="32"/>
-          <w:lang w:val="nl-NL"/>
-        </w:rPr>
-        <w:t/>
-      </w:r>
-      <w:r>
-        <w:rPr>
-          <w:rFonts w:ascii="Times New Roman" w:hAnsi="Times New Roman"/>
-          <w:szCs w:val="32"/>
-          <w:lang w:val="nl-NL"/>
+          <w:b/>
+        </w:rPr>
+        <w:t xml:space="preserve">Tiến hành lập biên bản vi phạm hành chính đối với tổ chức có tên sau đây:</w:t>
+      </w:r>
+      <w:r>
+        <w:rPr>
+          <w:rFonts w:ascii="Times New Roman" w:hAnsi="Times New Roman" w:cs="Arial"/>
+          <w:szCs w:val="32"/>
+          <w:lang w:val="nl-NL"/>
+          <w:b/>
+        </w:rPr>
+        <w:t/>
+      </w:r>
+      <w:r>
+        <w:rPr>
+          <w:rFonts w:ascii="Times New Roman" w:hAnsi="Times New Roman"/>
+          <w:szCs w:val="32"/>
+          <w:lang w:val="nl-NL"/>
+          <w:b/>
+        </w:rPr>
+        <w:t/>
+      </w:r>
+      <w:r>
+        <w:rPr>
+          <w:rFonts w:ascii="Times New Roman" w:hAnsi="Times New Roman" w:cs="Arial"/>
+          <w:szCs w:val="32"/>
+          <w:lang w:val="nl-NL"/>
+          <w:b/>
+        </w:rPr>
+        <w:t/>
+      </w:r>
+      <w:r>
+        <w:rPr>
+          <w:rFonts w:ascii="Times New Roman" w:hAnsi="Times New Roman"/>
+          <w:szCs w:val="32"/>
+          <w:lang w:val="nl-NL"/>
+          <w:b/>
         </w:rPr>
         <w:t xml:space="preserve"/>
       </w:r>
@@ -2295,13 +2309,15 @@
           <w:rFonts w:ascii="Times New Roman" w:hAnsi="Times New Roman"/>
           <w:color w:val="000000" w:themeColor="text1"/>
           <w:szCs w:val="28"/>
-        </w:rPr>
-        <w:t xml:space="preserve"/>
-      </w:r>
-      <w:r>
-        <w:rPr>
-          <w:rFonts w:ascii="Times New Roman" w:hAnsi="Times New Roman"/>
-          <w:szCs w:val="28"/>
+          <w:b/>
+        </w:rPr>
+        <w:t xml:space="preserve"/>
+      </w:r>
+      <w:r>
+        <w:rPr>
+          <w:rFonts w:ascii="Times New Roman" w:hAnsi="Times New Roman"/>
+          <w:szCs w:val="28"/>
+          <w:b/>
         </w:rPr>
         <w:t xml:space="preserve"/>
       </w:r>
@@ -2309,7 +2325,7 @@
     <w:p>
       <w:pPr>
         <w:spacing w:after="40" w:line="340" w:lineRule="exact"/>
-        <w:jc w:val="both"/>
+        <w:jc w:val="left"/>
         <w:rPr>
           <w:rFonts w:ascii="Times New Roman" w:hAnsi="Times New Roman"/>
           <w:i/>
@@ -2331,7 +2347,7 @@
           <w:lang w:val="nl-NL"/>
           <w:sz w:val="28"/>
         </w:rPr>
-        <w:t xml:space="preserve">3. Cá nhân/tổ chức bị thiệt hại (nếu có): Không.</w:t>
+        <w:t xml:space="preserve">- Tên tổ chức: Công ty Công nghiệp Hóa chất mỏ Tây Bắc.</w:t>
       </w:r>
       <w:r>
         <w:rPr>
@@ -2384,7 +2400,7 @@
     <w:p>
       <w:pPr>
         <w:spacing w:after="40" w:line="340" w:lineRule="exact"/>
-        <w:jc w:val="both"/>
+        <w:jc w:val="left"/>
         <w:rPr>
           <w:rFonts w:ascii="Times New Roman" w:hAnsi="Times New Roman"/>
           <w:i/>
@@ -2397,7 +2413,6 @@
           <w:rFonts w:ascii="Times New Roman" w:hAnsi="Times New Roman"/>
           <w:szCs w:val="32"/>
           <w:lang w:val="nl-NL"/>
-          <w:b/>
         </w:rPr>
       </w:r>
       <w:r>
@@ -2406,43 +2421,38 @@
           <w:szCs w:val="28"/>
           <w:lang w:val="nl-NL"/>
           <w:sz w:val="28"/>
-          <w:b/>
-        </w:rPr>
-        <w:t xml:space="preserve">4. Ý kiến trình bày của người đại diện theo pháp luật của tổ chức vi phạm:</w:t>
-      </w:r>
-      <w:r>
-        <w:rPr>
-          <w:rFonts w:ascii="Times New Roman" w:hAnsi="Times New Roman" w:cs="Arial"/>
-          <w:szCs w:val="32"/>
-          <w:lang w:val="nl-NL"/>
-          <w:b/>
-        </w:rPr>
-        <w:t/>
-      </w:r>
-      <w:r>
-        <w:rPr>
-          <w:rFonts w:ascii="Times New Roman" w:hAnsi="Times New Roman"/>
-          <w:szCs w:val="32"/>
-          <w:lang w:val="nl-NL"/>
-          <w:b/>
-        </w:rPr>
-        <w:t/>
-      </w:r>
-      <w:r>
-        <w:rPr>
-          <w:rFonts w:ascii="Times New Roman" w:hAnsi="Times New Roman" w:cs="Arial"/>
-          <w:szCs w:val="32"/>
-          <w:lang w:val="nl-NL"/>
-          <w:b/>
-        </w:rPr>
-        <w:t/>
-      </w:r>
-      <w:r>
-        <w:rPr>
-          <w:rFonts w:ascii="Times New Roman" w:hAnsi="Times New Roman"/>
-          <w:szCs w:val="32"/>
-          <w:lang w:val="nl-NL"/>
-          <w:b/>
+        </w:rPr>
+        <w:t xml:space="preserve">- Địa chỉ trụ sở chính: ..............................................................................................</w:t>
+      </w:r>
+      <w:r>
+        <w:rPr>
+          <w:rFonts w:ascii="Times New Roman" w:hAnsi="Times New Roman" w:cs="Arial"/>
+          <w:szCs w:val="32"/>
+          <w:lang w:val="nl-NL"/>
+        </w:rPr>
+        <w:t/>
+      </w:r>
+      <w:r>
+        <w:rPr>
+          <w:rFonts w:ascii="Times New Roman" w:hAnsi="Times New Roman"/>
+          <w:szCs w:val="32"/>
+          <w:lang w:val="nl-NL"/>
+        </w:rPr>
+        <w:t/>
+      </w:r>
+      <w:r>
+        <w:rPr>
+          <w:rFonts w:ascii="Times New Roman" w:hAnsi="Times New Roman" w:cs="Arial"/>
+          <w:szCs w:val="32"/>
+          <w:lang w:val="nl-NL"/>
+        </w:rPr>
+        <w:t/>
+      </w:r>
+      <w:r>
+        <w:rPr>
+          <w:rFonts w:ascii="Times New Roman" w:hAnsi="Times New Roman"/>
+          <w:szCs w:val="32"/>
+          <w:lang w:val="nl-NL"/>
         </w:rPr>
         <w:t xml:space="preserve"/>
       </w:r>
@@ -2451,15 +2461,13 @@
           <w:rFonts w:ascii="Times New Roman" w:hAnsi="Times New Roman"/>
           <w:color w:val="000000" w:themeColor="text1"/>
           <w:szCs w:val="28"/>
-          <w:b/>
-        </w:rPr>
-        <w:t xml:space="preserve"/>
-      </w:r>
-      <w:r>
-        <w:rPr>
-          <w:rFonts w:ascii="Times New Roman" w:hAnsi="Times New Roman"/>
-          <w:szCs w:val="28"/>
-          <w:b/>
+        </w:rPr>
+        <w:t xml:space="preserve"/>
+      </w:r>
+      <w:r>
+        <w:rPr>
+          <w:rFonts w:ascii="Times New Roman" w:hAnsi="Times New Roman"/>
+          <w:szCs w:val="28"/>
         </w:rPr>
         <w:t xml:space="preserve"/>
       </w:r>
@@ -2467,7 +2475,7 @@
     <w:p>
       <w:pPr>
         <w:spacing w:after="40" w:line="340" w:lineRule="exact"/>
-        <w:jc w:val="both"/>
+        <w:jc w:val="left"/>
         <w:rPr>
           <w:rFonts w:ascii="Times New Roman" w:hAnsi="Times New Roman"/>
           <w:i/>
@@ -2489,7 +2497,7 @@
           <w:lang w:val="nl-NL"/>
           <w:sz w:val="28"/>
         </w:rPr>
-        <w:t xml:space="preserve">..................................................................................................................</w:t>
+        <w:t xml:space="preserve">- Mã số doanh nghiệp: ......................................</w:t>
       </w:r>
       <w:r>
         <w:rPr>
@@ -2542,7 +2550,7 @@
     <w:p>
       <w:pPr>
         <w:spacing w:after="40" w:line="340" w:lineRule="exact"/>
-        <w:jc w:val="both"/>
+        <w:jc w:val="left"/>
         <w:rPr>
           <w:rFonts w:ascii="Times New Roman" w:hAnsi="Times New Roman"/>
           <w:i/>
@@ -2564,7 +2572,7 @@
           <w:lang w:val="nl-NL"/>
           <w:sz w:val="28"/>
         </w:rPr>
-        <w:t xml:space="preserve">5. Ý kiến trình bày của người chứng kiến (nếu có): ..................................................................................................................</w:t>
+        <w:t xml:space="preserve">- Số GCN đăng ký đầu tư/doanh nghiệp hoặc GP thành lập/đăng ký hoạt động: ......................................; ngày cấp: ......................................; nơi cấp: ......................................</w:t>
       </w:r>
       <w:r>
         <w:rPr>
@@ -2617,7 +2625,7 @@
     <w:p>
       <w:pPr>
         <w:spacing w:after="40" w:line="340" w:lineRule="exact"/>
-        <w:jc w:val="both"/>
+        <w:jc w:val="left"/>
         <w:rPr>
           <w:rFonts w:ascii="Times New Roman" w:hAnsi="Times New Roman"/>
           <w:i/>
@@ -2639,7 +2647,7 @@
           <w:lang w:val="nl-NL"/>
           <w:sz w:val="28"/>
         </w:rPr>
-        <w:t xml:space="preserve">6. Tình tiết tăng nặng, giảm nhẹ (nếu có): ..................................................................................................................</w:t>
+        <w:t xml:space="preserve">- Người đại diện theo pháp luật: ...................................... Giới tính: ......................................</w:t>
       </w:r>
       <w:r>
         <w:rPr>
@@ -2692,7 +2700,7 @@
     <w:p>
       <w:pPr>
         <w:spacing w:after="40" w:line="340" w:lineRule="exact"/>
-        <w:jc w:val="both"/>
+        <w:jc w:val="left"/>
         <w:rPr>
           <w:rFonts w:ascii="Times New Roman" w:hAnsi="Times New Roman"/>
           <w:i/>
@@ -2714,7 +2722,7 @@
           <w:lang w:val="nl-NL"/>
           <w:sz w:val="28"/>
         </w:rPr>
-        <w:t xml:space="preserve">7. Biện pháp ngăn chặn và bảo đảm xử lý vi phạm hành chính được áp dụng: Không.</w:t>
+        <w:t xml:space="preserve">- Chức danh: ......................................</w:t>
       </w:r>
       <w:r>
         <w:rPr>
@@ -2791,7 +2799,7 @@
           <w:sz w:val="28"/>
           <w:b/>
         </w:rPr>
-        <w:t xml:space="preserve">8. Quyền và thời hạn giải trình:</w:t>
+        <w:t xml:space="preserve">4. Đã có hành vi vi phạm hành chính:</w:t>
       </w:r>
       <w:r>
         <w:rPr>
@@ -2863,6 +2871,7 @@
           <w:rFonts w:ascii="Times New Roman" w:hAnsi="Times New Roman"/>
           <w:szCs w:val="32"/>
           <w:lang w:val="nl-NL"/>
+          <w:i/>
         </w:rPr>
       </w:r>
       <w:r>
@@ -2871,38 +2880,43 @@
           <w:szCs w:val="28"/>
           <w:lang w:val="nl-NL"/>
           <w:sz w:val="28"/>
-        </w:rPr>
-        <w:t xml:space="preserve">Công ty Công nghiệp Hóa chất mỏ Tây Bắc có quyền giải trình trực tiếp hoặc bằng văn bản đối với hành vi vi phạm hành chính nêu trên trong thời hạn quy định tại Điều 61 Luật Xử lý vi phạm hành chính. Văn bản giải trình gửi đến Sở Công Thương tỉnh Lào Cai, địa chỉ: Số 165, đường Lý Thường Kiệt, phường Yên Bái, tỉnh Lào Cai.</w:t>
-      </w:r>
-      <w:r>
-        <w:rPr>
-          <w:rFonts w:ascii="Times New Roman" w:hAnsi="Times New Roman" w:cs="Arial"/>
-          <w:szCs w:val="32"/>
-          <w:lang w:val="nl-NL"/>
-        </w:rPr>
-        <w:t/>
-      </w:r>
-      <w:r>
-        <w:rPr>
-          <w:rFonts w:ascii="Times New Roman" w:hAnsi="Times New Roman"/>
-          <w:szCs w:val="32"/>
-          <w:lang w:val="nl-NL"/>
-        </w:rPr>
-        <w:t/>
-      </w:r>
-      <w:r>
-        <w:rPr>
-          <w:rFonts w:ascii="Times New Roman" w:hAnsi="Times New Roman" w:cs="Arial"/>
-          <w:szCs w:val="32"/>
-          <w:lang w:val="nl-NL"/>
-        </w:rPr>
-        <w:t/>
-      </w:r>
-      <w:r>
-        <w:rPr>
-          <w:rFonts w:ascii="Times New Roman" w:hAnsi="Times New Roman"/>
-          <w:szCs w:val="32"/>
-          <w:lang w:val="nl-NL"/>
+          <w:i/>
+        </w:rPr>
+        <w:t xml:space="preserve">(Ghi từng hành vi còn thời hiệu xử phạt được xác định qua kiểm tra; mỗi hành vi ghi rõ: tên hành vi, mô tả hành vi, thời điểm thực hiện và chấm dứt hành vi)</w:t>
+      </w:r>
+      <w:r>
+        <w:rPr>
+          <w:rFonts w:ascii="Times New Roman" w:hAnsi="Times New Roman" w:cs="Arial"/>
+          <w:szCs w:val="32"/>
+          <w:lang w:val="nl-NL"/>
+          <w:i/>
+        </w:rPr>
+        <w:t/>
+      </w:r>
+      <w:r>
+        <w:rPr>
+          <w:rFonts w:ascii="Times New Roman" w:hAnsi="Times New Roman"/>
+          <w:szCs w:val="32"/>
+          <w:lang w:val="nl-NL"/>
+          <w:i/>
+        </w:rPr>
+        <w:t/>
+      </w:r>
+      <w:r>
+        <w:rPr>
+          <w:rFonts w:ascii="Times New Roman" w:hAnsi="Times New Roman" w:cs="Arial"/>
+          <w:szCs w:val="32"/>
+          <w:lang w:val="nl-NL"/>
+          <w:i/>
+        </w:rPr>
+        <w:t/>
+      </w:r>
+      <w:r>
+        <w:rPr>
+          <w:rFonts w:ascii="Times New Roman" w:hAnsi="Times New Roman"/>
+          <w:szCs w:val="32"/>
+          <w:lang w:val="nl-NL"/>
+          <w:i/>
         </w:rPr>
         <w:t xml:space="preserve"/>
       </w:r>
@@ -2911,13 +2925,15 @@
           <w:rFonts w:ascii="Times New Roman" w:hAnsi="Times New Roman"/>
           <w:color w:val="000000" w:themeColor="text1"/>
           <w:szCs w:val="28"/>
-        </w:rPr>
-        <w:t xml:space="preserve"/>
-      </w:r>
-      <w:r>
-        <w:rPr>
-          <w:rFonts w:ascii="Times New Roman" w:hAnsi="Times New Roman"/>
-          <w:szCs w:val="28"/>
+          <w:i/>
+        </w:rPr>
+        <w:t xml:space="preserve"/>
+      </w:r>
+      <w:r>
+        <w:rPr>
+          <w:rFonts w:ascii="Times New Roman" w:hAnsi="Times New Roman"/>
+          <w:szCs w:val="28"/>
+          <w:i/>
         </w:rPr>
         <w:t xml:space="preserve"/>
       </w:r>
@@ -2947,7 +2963,1804 @@
           <w:lang w:val="nl-NL"/>
           <w:sz w:val="28"/>
         </w:rPr>
-        <w:t xml:space="preserve">Yêu cầu Công ty Công nghiệp Hóa chất mỏ Tây Bắc có mặt tại Sở Công Thương tỉnh Lào Cai lúc ...... giờ ...... ngày ...... tháng ...... năm 2026 để giải quyết vụ việc vi phạm hành chính.</w:t>
+        <w:t xml:space="preserve">- Hành vi thứ nhất: ..............................................................................................</w:t>
+      </w:r>
+      <w:r>
+        <w:rPr>
+          <w:rFonts w:ascii="Times New Roman" w:hAnsi="Times New Roman" w:cs="Arial"/>
+          <w:szCs w:val="32"/>
+          <w:lang w:val="nl-NL"/>
+        </w:rPr>
+        <w:t/>
+      </w:r>
+      <w:r>
+        <w:rPr>
+          <w:rFonts w:ascii="Times New Roman" w:hAnsi="Times New Roman"/>
+          <w:szCs w:val="32"/>
+          <w:lang w:val="nl-NL"/>
+        </w:rPr>
+        <w:t/>
+      </w:r>
+      <w:r>
+        <w:rPr>
+          <w:rFonts w:ascii="Times New Roman" w:hAnsi="Times New Roman" w:cs="Arial"/>
+          <w:szCs w:val="32"/>
+          <w:lang w:val="nl-NL"/>
+        </w:rPr>
+        <w:t/>
+      </w:r>
+      <w:r>
+        <w:rPr>
+          <w:rFonts w:ascii="Times New Roman" w:hAnsi="Times New Roman"/>
+          <w:szCs w:val="32"/>
+          <w:lang w:val="nl-NL"/>
+        </w:rPr>
+        <w:t xml:space="preserve"/>
+      </w:r>
+      <w:r>
+        <w:rPr>
+          <w:rFonts w:ascii="Times New Roman" w:hAnsi="Times New Roman"/>
+          <w:color w:val="000000" w:themeColor="text1"/>
+          <w:szCs w:val="28"/>
+        </w:rPr>
+        <w:t xml:space="preserve"/>
+      </w:r>
+      <w:r>
+        <w:rPr>
+          <w:rFonts w:ascii="Times New Roman" w:hAnsi="Times New Roman"/>
+          <w:szCs w:val="28"/>
+        </w:rPr>
+        <w:t xml:space="preserve"/>
+      </w:r>
+    </w:p>
+    <w:p>
+      <w:pPr>
+        <w:spacing w:after="40" w:line="340" w:lineRule="exact"/>
+        <w:jc w:val="both"/>
+        <w:rPr>
+          <w:rFonts w:ascii="Times New Roman" w:hAnsi="Times New Roman"/>
+          <w:i/>
+          <w:szCs w:val="28"/>
+        </w:rPr>
+        <w:ind w:firstLine="567"/>
+      </w:pPr>
+      <w:r>
+        <w:rPr>
+          <w:rFonts w:ascii="Times New Roman" w:hAnsi="Times New Roman"/>
+          <w:szCs w:val="32"/>
+          <w:lang w:val="nl-NL"/>
+        </w:rPr>
+      </w:r>
+      <w:r>
+        <w:rPr>
+          <w:rFonts w:ascii="Times New Roman" w:hAnsi="Times New Roman"/>
+          <w:szCs w:val="28"/>
+          <w:lang w:val="nl-NL"/>
+          <w:sz w:val="28"/>
+        </w:rPr>
+        <w:t xml:space="preserve">Mô tả hành vi: Tại thời điểm kiểm tra, Đoàn kiểm tra xác minh Hộ chiếu nổ mìn số ...................... ngày ...................... tại khai trường ...................... lập không phù hợp với phương án nổ mìn được phê duyệt (......................). Thời điểm chấm dứt hành vi: ......................</w:t>
+      </w:r>
+      <w:r>
+        <w:rPr>
+          <w:rFonts w:ascii="Times New Roman" w:hAnsi="Times New Roman" w:cs="Arial"/>
+          <w:szCs w:val="32"/>
+          <w:lang w:val="nl-NL"/>
+        </w:rPr>
+        <w:t/>
+      </w:r>
+      <w:r>
+        <w:rPr>
+          <w:rFonts w:ascii="Times New Roman" w:hAnsi="Times New Roman"/>
+          <w:szCs w:val="32"/>
+          <w:lang w:val="nl-NL"/>
+        </w:rPr>
+        <w:t/>
+      </w:r>
+      <w:r>
+        <w:rPr>
+          <w:rFonts w:ascii="Times New Roman" w:hAnsi="Times New Roman" w:cs="Arial"/>
+          <w:szCs w:val="32"/>
+          <w:lang w:val="nl-NL"/>
+        </w:rPr>
+        <w:t/>
+      </w:r>
+      <w:r>
+        <w:rPr>
+          <w:rFonts w:ascii="Times New Roman" w:hAnsi="Times New Roman"/>
+          <w:szCs w:val="32"/>
+          <w:lang w:val="nl-NL"/>
+        </w:rPr>
+        <w:t xml:space="preserve"/>
+      </w:r>
+      <w:r>
+        <w:rPr>
+          <w:rFonts w:ascii="Times New Roman" w:hAnsi="Times New Roman"/>
+          <w:color w:val="000000" w:themeColor="text1"/>
+          <w:szCs w:val="28"/>
+        </w:rPr>
+        <w:t xml:space="preserve"/>
+      </w:r>
+      <w:r>
+        <w:rPr>
+          <w:rFonts w:ascii="Times New Roman" w:hAnsi="Times New Roman"/>
+          <w:szCs w:val="28"/>
+        </w:rPr>
+        <w:t xml:space="preserve"/>
+      </w:r>
+    </w:p>
+    <w:p>
+      <w:pPr>
+        <w:spacing w:after="40" w:line="340" w:lineRule="exact"/>
+        <w:jc w:val="both"/>
+        <w:rPr>
+          <w:rFonts w:ascii="Times New Roman" w:hAnsi="Times New Roman"/>
+          <w:i/>
+          <w:szCs w:val="28"/>
+        </w:rPr>
+        <w:ind w:firstLine="567"/>
+      </w:pPr>
+      <w:r>
+        <w:rPr>
+          <w:rFonts w:ascii="Times New Roman" w:hAnsi="Times New Roman"/>
+          <w:szCs w:val="32"/>
+          <w:lang w:val="nl-NL"/>
+          <w:b/>
+        </w:rPr>
+      </w:r>
+      <w:r>
+        <w:rPr>
+          <w:rFonts w:ascii="Times New Roman" w:hAnsi="Times New Roman"/>
+          <w:szCs w:val="28"/>
+          <w:lang w:val="nl-NL"/>
+          <w:sz w:val="28"/>
+          <w:b/>
+        </w:rPr>
+        <w:t xml:space="preserve">5. Quy định tại:</w:t>
+      </w:r>
+      <w:r>
+        <w:rPr>
+          <w:rFonts w:ascii="Times New Roman" w:hAnsi="Times New Roman" w:cs="Arial"/>
+          <w:szCs w:val="32"/>
+          <w:lang w:val="nl-NL"/>
+          <w:b/>
+        </w:rPr>
+        <w:t/>
+      </w:r>
+      <w:r>
+        <w:rPr>
+          <w:rFonts w:ascii="Times New Roman" w:hAnsi="Times New Roman"/>
+          <w:szCs w:val="32"/>
+          <w:lang w:val="nl-NL"/>
+          <w:b/>
+        </w:rPr>
+        <w:t/>
+      </w:r>
+      <w:r>
+        <w:rPr>
+          <w:rFonts w:ascii="Times New Roman" w:hAnsi="Times New Roman" w:cs="Arial"/>
+          <w:szCs w:val="32"/>
+          <w:lang w:val="nl-NL"/>
+          <w:b/>
+        </w:rPr>
+        <w:t/>
+      </w:r>
+      <w:r>
+        <w:rPr>
+          <w:rFonts w:ascii="Times New Roman" w:hAnsi="Times New Roman"/>
+          <w:szCs w:val="32"/>
+          <w:lang w:val="nl-NL"/>
+          <w:b/>
+        </w:rPr>
+        <w:t xml:space="preserve"/>
+      </w:r>
+      <w:r>
+        <w:rPr>
+          <w:rFonts w:ascii="Times New Roman" w:hAnsi="Times New Roman"/>
+          <w:color w:val="000000" w:themeColor="text1"/>
+          <w:szCs w:val="28"/>
+          <w:b/>
+        </w:rPr>
+        <w:t xml:space="preserve"/>
+      </w:r>
+      <w:r>
+        <w:rPr>
+          <w:rFonts w:ascii="Times New Roman" w:hAnsi="Times New Roman"/>
+          <w:szCs w:val="28"/>
+          <w:b/>
+        </w:rPr>
+        <w:t xml:space="preserve"/>
+      </w:r>
+    </w:p>
+    <w:p>
+      <w:pPr>
+        <w:spacing w:after="40" w:line="340" w:lineRule="exact"/>
+        <w:jc w:val="both"/>
+        <w:rPr>
+          <w:rFonts w:ascii="Times New Roman" w:hAnsi="Times New Roman"/>
+          <w:i/>
+          <w:szCs w:val="28"/>
+        </w:rPr>
+        <w:ind w:firstLine="567"/>
+      </w:pPr>
+      <w:r>
+        <w:rPr>
+          <w:rFonts w:ascii="Times New Roman" w:hAnsi="Times New Roman"/>
+          <w:szCs w:val="32"/>
+          <w:lang w:val="nl-NL"/>
+        </w:rPr>
+      </w:r>
+      <w:r>
+        <w:rPr>
+          <w:rFonts w:ascii="Times New Roman" w:hAnsi="Times New Roman"/>
+          <w:szCs w:val="28"/>
+          <w:lang w:val="nl-NL"/>
+          <w:sz w:val="28"/>
+        </w:rPr>
+        <w:t xml:space="preserve">- Hành vi thứ nhất: Theo quy định tại điểm a khoản 2 Điều 56 Nghị định số 71/2019/NĐ-CP ngày 30/8/2019 của Chính phủ quy định về xử phạt vi phạm hành chính trong lĩnh vực hóa chất và vật liệu nổ công nghiệp, được sửa đổi, bổ sung tại Nghị định số 17/2022/NĐ-CP ngày 31/01/2022 của Chính phủ và khoản 2 Điều 4 Nghị định số 71/2019/NĐ-CP ngày 30/8/2019 (được sửa đổi, bổ sung tại Nghị định số 17/2022/NĐ-CP ngày 31/01/2022).</w:t>
+      </w:r>
+      <w:r>
+        <w:rPr>
+          <w:rFonts w:ascii="Times New Roman" w:hAnsi="Times New Roman" w:cs="Arial"/>
+          <w:szCs w:val="32"/>
+          <w:lang w:val="nl-NL"/>
+        </w:rPr>
+        <w:t/>
+      </w:r>
+      <w:r>
+        <w:rPr>
+          <w:rFonts w:ascii="Times New Roman" w:hAnsi="Times New Roman"/>
+          <w:szCs w:val="32"/>
+          <w:lang w:val="nl-NL"/>
+        </w:rPr>
+        <w:t/>
+      </w:r>
+      <w:r>
+        <w:rPr>
+          <w:rFonts w:ascii="Times New Roman" w:hAnsi="Times New Roman" w:cs="Arial"/>
+          <w:szCs w:val="32"/>
+          <w:lang w:val="nl-NL"/>
+        </w:rPr>
+        <w:t/>
+      </w:r>
+      <w:r>
+        <w:rPr>
+          <w:rFonts w:ascii="Times New Roman" w:hAnsi="Times New Roman"/>
+          <w:szCs w:val="32"/>
+          <w:lang w:val="nl-NL"/>
+        </w:rPr>
+        <w:t xml:space="preserve"/>
+      </w:r>
+      <w:r>
+        <w:rPr>
+          <w:rFonts w:ascii="Times New Roman" w:hAnsi="Times New Roman"/>
+          <w:color w:val="000000" w:themeColor="text1"/>
+          <w:szCs w:val="28"/>
+        </w:rPr>
+        <w:t xml:space="preserve"/>
+      </w:r>
+      <w:r>
+        <w:rPr>
+          <w:rFonts w:ascii="Times New Roman" w:hAnsi="Times New Roman"/>
+          <w:szCs w:val="28"/>
+        </w:rPr>
+        <w:t xml:space="preserve"/>
+      </w:r>
+    </w:p>
+    <w:p>
+      <w:pPr>
+        <w:spacing w:after="40" w:line="340" w:lineRule="exact"/>
+        <w:jc w:val="both"/>
+        <w:rPr>
+          <w:rFonts w:ascii="Times New Roman" w:hAnsi="Times New Roman"/>
+          <w:i/>
+          <w:szCs w:val="28"/>
+        </w:rPr>
+        <w:ind w:firstLine="567"/>
+      </w:pPr>
+      <w:r>
+        <w:rPr>
+          <w:rFonts w:ascii="Times New Roman" w:hAnsi="Times New Roman"/>
+          <w:szCs w:val="32"/>
+          <w:lang w:val="nl-NL"/>
+        </w:rPr>
+      </w:r>
+      <w:r>
+        <w:rPr>
+          <w:rFonts w:ascii="Times New Roman" w:hAnsi="Times New Roman"/>
+          <w:szCs w:val="28"/>
+          <w:lang w:val="nl-NL"/>
+          <w:sz w:val="28"/>
+        </w:rPr>
+        <w:t xml:space="preserve">Tình tiết tăng nặng (nếu có): Không (Theo quy định tại Điều 10 Luật Xử lý vi phạm hành chính số 15/2012/QH13).</w:t>
+      </w:r>
+      <w:r>
+        <w:rPr>
+          <w:rFonts w:ascii="Times New Roman" w:hAnsi="Times New Roman" w:cs="Arial"/>
+          <w:szCs w:val="32"/>
+          <w:lang w:val="nl-NL"/>
+        </w:rPr>
+        <w:t/>
+      </w:r>
+      <w:r>
+        <w:rPr>
+          <w:rFonts w:ascii="Times New Roman" w:hAnsi="Times New Roman"/>
+          <w:szCs w:val="32"/>
+          <w:lang w:val="nl-NL"/>
+        </w:rPr>
+        <w:t/>
+      </w:r>
+      <w:r>
+        <w:rPr>
+          <w:rFonts w:ascii="Times New Roman" w:hAnsi="Times New Roman" w:cs="Arial"/>
+          <w:szCs w:val="32"/>
+          <w:lang w:val="nl-NL"/>
+        </w:rPr>
+        <w:t/>
+      </w:r>
+      <w:r>
+        <w:rPr>
+          <w:rFonts w:ascii="Times New Roman" w:hAnsi="Times New Roman"/>
+          <w:szCs w:val="32"/>
+          <w:lang w:val="nl-NL"/>
+        </w:rPr>
+        <w:t xml:space="preserve"/>
+      </w:r>
+      <w:r>
+        <w:rPr>
+          <w:rFonts w:ascii="Times New Roman" w:hAnsi="Times New Roman"/>
+          <w:color w:val="000000" w:themeColor="text1"/>
+          <w:szCs w:val="28"/>
+        </w:rPr>
+        <w:t xml:space="preserve"/>
+      </w:r>
+      <w:r>
+        <w:rPr>
+          <w:rFonts w:ascii="Times New Roman" w:hAnsi="Times New Roman"/>
+          <w:szCs w:val="28"/>
+        </w:rPr>
+        <w:t xml:space="preserve"/>
+      </w:r>
+    </w:p>
+    <w:p>
+      <w:pPr>
+        <w:spacing w:after="40" w:line="340" w:lineRule="exact"/>
+        <w:jc w:val="both"/>
+        <w:rPr>
+          <w:rFonts w:ascii="Times New Roman" w:hAnsi="Times New Roman"/>
+          <w:i/>
+          <w:szCs w:val="28"/>
+        </w:rPr>
+        <w:ind w:firstLine="567"/>
+      </w:pPr>
+      <w:r>
+        <w:rPr>
+          <w:rFonts w:ascii="Times New Roman" w:hAnsi="Times New Roman"/>
+          <w:szCs w:val="32"/>
+          <w:lang w:val="nl-NL"/>
+        </w:rPr>
+      </w:r>
+      <w:r>
+        <w:rPr>
+          <w:rFonts w:ascii="Times New Roman" w:hAnsi="Times New Roman"/>
+          <w:szCs w:val="28"/>
+          <w:lang w:val="nl-NL"/>
+          <w:sz w:val="28"/>
+        </w:rPr>
+        <w:t xml:space="preserve">Tình tiết giảm nhẹ (nếu có): Không (Theo quy định tại Điều 9 Luật Xử lý vi phạm hành chính số 15/2012/QH13).</w:t>
+      </w:r>
+      <w:r>
+        <w:rPr>
+          <w:rFonts w:ascii="Times New Roman" w:hAnsi="Times New Roman" w:cs="Arial"/>
+          <w:szCs w:val="32"/>
+          <w:lang w:val="nl-NL"/>
+        </w:rPr>
+        <w:t/>
+      </w:r>
+      <w:r>
+        <w:rPr>
+          <w:rFonts w:ascii="Times New Roman" w:hAnsi="Times New Roman"/>
+          <w:szCs w:val="32"/>
+          <w:lang w:val="nl-NL"/>
+        </w:rPr>
+        <w:t/>
+      </w:r>
+      <w:r>
+        <w:rPr>
+          <w:rFonts w:ascii="Times New Roman" w:hAnsi="Times New Roman" w:cs="Arial"/>
+          <w:szCs w:val="32"/>
+          <w:lang w:val="nl-NL"/>
+        </w:rPr>
+        <w:t/>
+      </w:r>
+      <w:r>
+        <w:rPr>
+          <w:rFonts w:ascii="Times New Roman" w:hAnsi="Times New Roman"/>
+          <w:szCs w:val="32"/>
+          <w:lang w:val="nl-NL"/>
+        </w:rPr>
+        <w:t xml:space="preserve"/>
+      </w:r>
+      <w:r>
+        <w:rPr>
+          <w:rFonts w:ascii="Times New Roman" w:hAnsi="Times New Roman"/>
+          <w:color w:val="000000" w:themeColor="text1"/>
+          <w:szCs w:val="28"/>
+        </w:rPr>
+        <w:t xml:space="preserve"/>
+      </w:r>
+      <w:r>
+        <w:rPr>
+          <w:rFonts w:ascii="Times New Roman" w:hAnsi="Times New Roman"/>
+          <w:szCs w:val="28"/>
+        </w:rPr>
+        <w:t xml:space="preserve"/>
+      </w:r>
+    </w:p>
+    <w:p>
+      <w:pPr>
+        <w:spacing w:after="40" w:line="340" w:lineRule="exact"/>
+        <w:jc w:val="both"/>
+        <w:rPr>
+          <w:rFonts w:ascii="Times New Roman" w:hAnsi="Times New Roman"/>
+          <w:i/>
+          <w:szCs w:val="28"/>
+        </w:rPr>
+        <w:ind w:firstLine="567"/>
+      </w:pPr>
+      <w:r>
+        <w:rPr>
+          <w:rFonts w:ascii="Times New Roman" w:hAnsi="Times New Roman"/>
+          <w:szCs w:val="32"/>
+          <w:lang w:val="nl-NL"/>
+        </w:rPr>
+      </w:r>
+      <w:r>
+        <w:rPr>
+          <w:rFonts w:ascii="Times New Roman" w:hAnsi="Times New Roman"/>
+          <w:szCs w:val="28"/>
+          <w:lang w:val="nl-NL"/>
+          <w:sz w:val="28"/>
+        </w:rPr>
+        <w:t xml:space="preserve">Hình thức xử phạt bổ sung: Không (Theo quy định tại Điều 56 Nghị định số 71/2019/NĐ-CP ngày 30/8/2019, được sửa đổi, bổ sung tại Nghị định số 17/2022/NĐ-CP ngày 31/01/2022).</w:t>
+      </w:r>
+      <w:r>
+        <w:rPr>
+          <w:rFonts w:ascii="Times New Roman" w:hAnsi="Times New Roman" w:cs="Arial"/>
+          <w:szCs w:val="32"/>
+          <w:lang w:val="nl-NL"/>
+        </w:rPr>
+        <w:t/>
+      </w:r>
+      <w:r>
+        <w:rPr>
+          <w:rFonts w:ascii="Times New Roman" w:hAnsi="Times New Roman"/>
+          <w:szCs w:val="32"/>
+          <w:lang w:val="nl-NL"/>
+        </w:rPr>
+        <w:t/>
+      </w:r>
+      <w:r>
+        <w:rPr>
+          <w:rFonts w:ascii="Times New Roman" w:hAnsi="Times New Roman" w:cs="Arial"/>
+          <w:szCs w:val="32"/>
+          <w:lang w:val="nl-NL"/>
+        </w:rPr>
+        <w:t/>
+      </w:r>
+      <w:r>
+        <w:rPr>
+          <w:rFonts w:ascii="Times New Roman" w:hAnsi="Times New Roman"/>
+          <w:szCs w:val="32"/>
+          <w:lang w:val="nl-NL"/>
+        </w:rPr>
+        <w:t xml:space="preserve"/>
+      </w:r>
+      <w:r>
+        <w:rPr>
+          <w:rFonts w:ascii="Times New Roman" w:hAnsi="Times New Roman"/>
+          <w:color w:val="000000" w:themeColor="text1"/>
+          <w:szCs w:val="28"/>
+        </w:rPr>
+        <w:t xml:space="preserve"/>
+      </w:r>
+      <w:r>
+        <w:rPr>
+          <w:rFonts w:ascii="Times New Roman" w:hAnsi="Times New Roman"/>
+          <w:szCs w:val="28"/>
+        </w:rPr>
+        <w:t xml:space="preserve"/>
+      </w:r>
+    </w:p>
+    <w:p>
+      <w:pPr>
+        <w:spacing w:after="40" w:line="340" w:lineRule="exact"/>
+        <w:jc w:val="both"/>
+        <w:rPr>
+          <w:rFonts w:ascii="Times New Roman" w:hAnsi="Times New Roman"/>
+          <w:i/>
+          <w:szCs w:val="28"/>
+        </w:rPr>
+        <w:ind w:firstLine="567"/>
+      </w:pPr>
+      <w:r>
+        <w:rPr>
+          <w:rFonts w:ascii="Times New Roman" w:hAnsi="Times New Roman"/>
+          <w:szCs w:val="32"/>
+          <w:lang w:val="nl-NL"/>
+        </w:rPr>
+      </w:r>
+      <w:r>
+        <w:rPr>
+          <w:rFonts w:ascii="Times New Roman" w:hAnsi="Times New Roman"/>
+          <w:szCs w:val="28"/>
+          <w:lang w:val="nl-NL"/>
+          <w:sz w:val="28"/>
+        </w:rPr>
+        <w:t xml:space="preserve">Biện pháp khắc phục hậu quả: Không (Theo quy định tại Điều 56 Nghị định số 71/2019/NĐ-CP ngày 30/8/2019, được sửa đổi, bổ sung tại Nghị định số 17/2022/NĐ-CP ngày 31/01/2022).</w:t>
+      </w:r>
+      <w:r>
+        <w:rPr>
+          <w:rFonts w:ascii="Times New Roman" w:hAnsi="Times New Roman" w:cs="Arial"/>
+          <w:szCs w:val="32"/>
+          <w:lang w:val="nl-NL"/>
+        </w:rPr>
+        <w:t/>
+      </w:r>
+      <w:r>
+        <w:rPr>
+          <w:rFonts w:ascii="Times New Roman" w:hAnsi="Times New Roman"/>
+          <w:szCs w:val="32"/>
+          <w:lang w:val="nl-NL"/>
+        </w:rPr>
+        <w:t/>
+      </w:r>
+      <w:r>
+        <w:rPr>
+          <w:rFonts w:ascii="Times New Roman" w:hAnsi="Times New Roman" w:cs="Arial"/>
+          <w:szCs w:val="32"/>
+          <w:lang w:val="nl-NL"/>
+        </w:rPr>
+        <w:t/>
+      </w:r>
+      <w:r>
+        <w:rPr>
+          <w:rFonts w:ascii="Times New Roman" w:hAnsi="Times New Roman"/>
+          <w:szCs w:val="32"/>
+          <w:lang w:val="nl-NL"/>
+        </w:rPr>
+        <w:t xml:space="preserve"/>
+      </w:r>
+      <w:r>
+        <w:rPr>
+          <w:rFonts w:ascii="Times New Roman" w:hAnsi="Times New Roman"/>
+          <w:color w:val="000000" w:themeColor="text1"/>
+          <w:szCs w:val="28"/>
+        </w:rPr>
+        <w:t xml:space="preserve"/>
+      </w:r>
+      <w:r>
+        <w:rPr>
+          <w:rFonts w:ascii="Times New Roman" w:hAnsi="Times New Roman"/>
+          <w:szCs w:val="28"/>
+        </w:rPr>
+        <w:t xml:space="preserve"/>
+      </w:r>
+    </w:p>
+    <w:p>
+      <w:pPr>
+        <w:spacing w:after="40" w:line="340" w:lineRule="exact"/>
+        <w:jc w:val="both"/>
+        <w:rPr>
+          <w:rFonts w:ascii="Times New Roman" w:hAnsi="Times New Roman"/>
+          <w:i/>
+          <w:szCs w:val="28"/>
+        </w:rPr>
+        <w:ind w:firstLine="567"/>
+      </w:pPr>
+      <w:r>
+        <w:rPr>
+          <w:rFonts w:ascii="Times New Roman" w:hAnsi="Times New Roman"/>
+          <w:szCs w:val="32"/>
+          <w:lang w:val="nl-NL"/>
+          <w:b/>
+        </w:rPr>
+      </w:r>
+      <w:r>
+        <w:rPr>
+          <w:rFonts w:ascii="Times New Roman" w:hAnsi="Times New Roman"/>
+          <w:szCs w:val="28"/>
+          <w:lang w:val="nl-NL"/>
+          <w:sz w:val="28"/>
+          <w:b/>
+        </w:rPr>
+        <w:t xml:space="preserve">6. Ý kiến trình bày của đại diện chính quyền, người chứng kiến (nếu có): Không.</w:t>
+      </w:r>
+      <w:r>
+        <w:rPr>
+          <w:rFonts w:ascii="Times New Roman" w:hAnsi="Times New Roman" w:cs="Arial"/>
+          <w:szCs w:val="32"/>
+          <w:lang w:val="nl-NL"/>
+          <w:b/>
+        </w:rPr>
+        <w:t/>
+      </w:r>
+      <w:r>
+        <w:rPr>
+          <w:rFonts w:ascii="Times New Roman" w:hAnsi="Times New Roman"/>
+          <w:szCs w:val="32"/>
+          <w:lang w:val="nl-NL"/>
+          <w:b/>
+        </w:rPr>
+        <w:t/>
+      </w:r>
+      <w:r>
+        <w:rPr>
+          <w:rFonts w:ascii="Times New Roman" w:hAnsi="Times New Roman" w:cs="Arial"/>
+          <w:szCs w:val="32"/>
+          <w:lang w:val="nl-NL"/>
+          <w:b/>
+        </w:rPr>
+        <w:t/>
+      </w:r>
+      <w:r>
+        <w:rPr>
+          <w:rFonts w:ascii="Times New Roman" w:hAnsi="Times New Roman"/>
+          <w:szCs w:val="32"/>
+          <w:lang w:val="nl-NL"/>
+          <w:b/>
+        </w:rPr>
+        <w:t xml:space="preserve"/>
+      </w:r>
+      <w:r>
+        <w:rPr>
+          <w:rFonts w:ascii="Times New Roman" w:hAnsi="Times New Roman"/>
+          <w:color w:val="000000" w:themeColor="text1"/>
+          <w:szCs w:val="28"/>
+          <w:b/>
+        </w:rPr>
+        <w:t xml:space="preserve"/>
+      </w:r>
+      <w:r>
+        <w:rPr>
+          <w:rFonts w:ascii="Times New Roman" w:hAnsi="Times New Roman"/>
+          <w:szCs w:val="28"/>
+          <w:b/>
+        </w:rPr>
+        <w:t xml:space="preserve"/>
+      </w:r>
+    </w:p>
+    <w:p>
+      <w:pPr>
+        <w:spacing w:after="40" w:line="340" w:lineRule="exact"/>
+        <w:jc w:val="both"/>
+        <w:rPr>
+          <w:rFonts w:ascii="Times New Roman" w:hAnsi="Times New Roman"/>
+          <w:i/>
+          <w:szCs w:val="28"/>
+        </w:rPr>
+        <w:ind w:firstLine="567"/>
+      </w:pPr>
+      <w:r>
+        <w:rPr>
+          <w:rFonts w:ascii="Times New Roman" w:hAnsi="Times New Roman"/>
+          <w:szCs w:val="32"/>
+          <w:lang w:val="nl-NL"/>
+          <w:b/>
+        </w:rPr>
+      </w:r>
+      <w:r>
+        <w:rPr>
+          <w:rFonts w:ascii="Times New Roman" w:hAnsi="Times New Roman"/>
+          <w:szCs w:val="28"/>
+          <w:lang w:val="nl-NL"/>
+          <w:sz w:val="28"/>
+          <w:b/>
+        </w:rPr>
+        <w:t xml:space="preserve">7. Ý kiến trình bày của tổ chức bị thiệt hại (nếu có): Không.</w:t>
+      </w:r>
+      <w:r>
+        <w:rPr>
+          <w:rFonts w:ascii="Times New Roman" w:hAnsi="Times New Roman" w:cs="Arial"/>
+          <w:szCs w:val="32"/>
+          <w:lang w:val="nl-NL"/>
+          <w:b/>
+        </w:rPr>
+        <w:t/>
+      </w:r>
+      <w:r>
+        <w:rPr>
+          <w:rFonts w:ascii="Times New Roman" w:hAnsi="Times New Roman"/>
+          <w:szCs w:val="32"/>
+          <w:lang w:val="nl-NL"/>
+          <w:b/>
+        </w:rPr>
+        <w:t/>
+      </w:r>
+      <w:r>
+        <w:rPr>
+          <w:rFonts w:ascii="Times New Roman" w:hAnsi="Times New Roman" w:cs="Arial"/>
+          <w:szCs w:val="32"/>
+          <w:lang w:val="nl-NL"/>
+          <w:b/>
+        </w:rPr>
+        <w:t/>
+      </w:r>
+      <w:r>
+        <w:rPr>
+          <w:rFonts w:ascii="Times New Roman" w:hAnsi="Times New Roman"/>
+          <w:szCs w:val="32"/>
+          <w:lang w:val="nl-NL"/>
+          <w:b/>
+        </w:rPr>
+        <w:t xml:space="preserve"/>
+      </w:r>
+      <w:r>
+        <w:rPr>
+          <w:rFonts w:ascii="Times New Roman" w:hAnsi="Times New Roman"/>
+          <w:color w:val="000000" w:themeColor="text1"/>
+          <w:szCs w:val="28"/>
+          <w:b/>
+        </w:rPr>
+        <w:t xml:space="preserve"/>
+      </w:r>
+      <w:r>
+        <w:rPr>
+          <w:rFonts w:ascii="Times New Roman" w:hAnsi="Times New Roman"/>
+          <w:szCs w:val="28"/>
+          <w:b/>
+        </w:rPr>
+        <w:t xml:space="preserve"/>
+      </w:r>
+    </w:p>
+    <w:p>
+      <w:pPr>
+        <w:spacing w:after="40" w:line="340" w:lineRule="exact"/>
+        <w:jc w:val="both"/>
+        <w:rPr>
+          <w:rFonts w:ascii="Times New Roman" w:hAnsi="Times New Roman"/>
+          <w:i/>
+          <w:szCs w:val="28"/>
+        </w:rPr>
+        <w:ind w:firstLine="567"/>
+      </w:pPr>
+      <w:r>
+        <w:rPr>
+          <w:rFonts w:ascii="Times New Roman" w:hAnsi="Times New Roman"/>
+          <w:szCs w:val="32"/>
+          <w:lang w:val="nl-NL"/>
+          <w:b/>
+        </w:rPr>
+      </w:r>
+      <w:r>
+        <w:rPr>
+          <w:rFonts w:ascii="Times New Roman" w:hAnsi="Times New Roman"/>
+          <w:szCs w:val="28"/>
+          <w:lang w:val="nl-NL"/>
+          <w:sz w:val="28"/>
+          <w:b/>
+        </w:rPr>
+        <w:t xml:space="preserve">8. Chúng tôi đã yêu cầu tổ chức vi phạm chấm dứt ngay hành vi vi phạm:</w:t>
+      </w:r>
+      <w:r>
+        <w:rPr>
+          <w:rFonts w:ascii="Times New Roman" w:hAnsi="Times New Roman" w:cs="Arial"/>
+          <w:szCs w:val="32"/>
+          <w:lang w:val="nl-NL"/>
+          <w:b/>
+        </w:rPr>
+        <w:t/>
+      </w:r>
+      <w:r>
+        <w:rPr>
+          <w:rFonts w:ascii="Times New Roman" w:hAnsi="Times New Roman"/>
+          <w:szCs w:val="32"/>
+          <w:lang w:val="nl-NL"/>
+          <w:b/>
+        </w:rPr>
+        <w:t/>
+      </w:r>
+      <w:r>
+        <w:rPr>
+          <w:rFonts w:ascii="Times New Roman" w:hAnsi="Times New Roman" w:cs="Arial"/>
+          <w:szCs w:val="32"/>
+          <w:lang w:val="nl-NL"/>
+          <w:b/>
+        </w:rPr>
+        <w:t/>
+      </w:r>
+      <w:r>
+        <w:rPr>
+          <w:rFonts w:ascii="Times New Roman" w:hAnsi="Times New Roman"/>
+          <w:szCs w:val="32"/>
+          <w:lang w:val="nl-NL"/>
+          <w:b/>
+        </w:rPr>
+        <w:t xml:space="preserve"/>
+      </w:r>
+      <w:r>
+        <w:rPr>
+          <w:rFonts w:ascii="Times New Roman" w:hAnsi="Times New Roman"/>
+          <w:color w:val="000000" w:themeColor="text1"/>
+          <w:szCs w:val="28"/>
+          <w:b/>
+        </w:rPr>
+        <w:t xml:space="preserve"/>
+      </w:r>
+      <w:r>
+        <w:rPr>
+          <w:rFonts w:ascii="Times New Roman" w:hAnsi="Times New Roman"/>
+          <w:szCs w:val="28"/>
+          <w:b/>
+        </w:rPr>
+        <w:t xml:space="preserve"/>
+      </w:r>
+    </w:p>
+    <w:p>
+      <w:pPr>
+        <w:spacing w:after="40" w:line="340" w:lineRule="exact"/>
+        <w:jc w:val="both"/>
+        <w:rPr>
+          <w:rFonts w:ascii="Times New Roman" w:hAnsi="Times New Roman"/>
+          <w:i/>
+          <w:szCs w:val="28"/>
+        </w:rPr>
+        <w:ind w:firstLine="567"/>
+      </w:pPr>
+      <w:r>
+        <w:rPr>
+          <w:rFonts w:ascii="Times New Roman" w:hAnsi="Times New Roman"/>
+          <w:szCs w:val="32"/>
+          <w:lang w:val="nl-NL"/>
+        </w:rPr>
+      </w:r>
+      <w:r>
+        <w:rPr>
+          <w:rFonts w:ascii="Times New Roman" w:hAnsi="Times New Roman"/>
+          <w:szCs w:val="28"/>
+          <w:lang w:val="nl-NL"/>
+          <w:sz w:val="28"/>
+        </w:rPr>
+        <w:t xml:space="preserve">Không (Căn cứ theo quy định tại điểm a khoản 2 Điều 56 Nghị định số 71/2019/NĐ-CP ngày 30/8/2019 của Chính phủ quy định về xử phạt vi phạm hành chính trong lĩnh vực hóa chất và vật liệu nổ công nghiệp, được sửa đổi, bổ sung tại Nghị định số 17/2022/NĐ-CP ngày 31/01/2022 của Chính phủ, hành vi đã kết thúc tại thời điểm thực hiện nổ mìn theo hộ chiếu).</w:t>
+      </w:r>
+      <w:r>
+        <w:rPr>
+          <w:rFonts w:ascii="Times New Roman" w:hAnsi="Times New Roman" w:cs="Arial"/>
+          <w:szCs w:val="32"/>
+          <w:lang w:val="nl-NL"/>
+        </w:rPr>
+        <w:t/>
+      </w:r>
+      <w:r>
+        <w:rPr>
+          <w:rFonts w:ascii="Times New Roman" w:hAnsi="Times New Roman"/>
+          <w:szCs w:val="32"/>
+          <w:lang w:val="nl-NL"/>
+        </w:rPr>
+        <w:t/>
+      </w:r>
+      <w:r>
+        <w:rPr>
+          <w:rFonts w:ascii="Times New Roman" w:hAnsi="Times New Roman" w:cs="Arial"/>
+          <w:szCs w:val="32"/>
+          <w:lang w:val="nl-NL"/>
+        </w:rPr>
+        <w:t/>
+      </w:r>
+      <w:r>
+        <w:rPr>
+          <w:rFonts w:ascii="Times New Roman" w:hAnsi="Times New Roman"/>
+          <w:szCs w:val="32"/>
+          <w:lang w:val="nl-NL"/>
+        </w:rPr>
+        <w:t xml:space="preserve"/>
+      </w:r>
+      <w:r>
+        <w:rPr>
+          <w:rFonts w:ascii="Times New Roman" w:hAnsi="Times New Roman"/>
+          <w:color w:val="000000" w:themeColor="text1"/>
+          <w:szCs w:val="28"/>
+        </w:rPr>
+        <w:t xml:space="preserve"/>
+      </w:r>
+      <w:r>
+        <w:rPr>
+          <w:rFonts w:ascii="Times New Roman" w:hAnsi="Times New Roman"/>
+          <w:szCs w:val="28"/>
+        </w:rPr>
+        <w:t xml:space="preserve"/>
+      </w:r>
+    </w:p>
+    <w:p>
+      <w:pPr>
+        <w:spacing w:after="40" w:line="340" w:lineRule="exact"/>
+        <w:jc w:val="both"/>
+        <w:rPr>
+          <w:rFonts w:ascii="Times New Roman" w:hAnsi="Times New Roman"/>
+          <w:i/>
+          <w:szCs w:val="28"/>
+        </w:rPr>
+        <w:ind w:firstLine="567"/>
+      </w:pPr>
+      <w:r>
+        <w:rPr>
+          <w:rFonts w:ascii="Times New Roman" w:hAnsi="Times New Roman"/>
+          <w:szCs w:val="32"/>
+          <w:lang w:val="nl-NL"/>
+          <w:b/>
+        </w:rPr>
+      </w:r>
+      <w:r>
+        <w:rPr>
+          <w:rFonts w:ascii="Times New Roman" w:hAnsi="Times New Roman"/>
+          <w:szCs w:val="28"/>
+          <w:lang w:val="nl-NL"/>
+          <w:sz w:val="28"/>
+          <w:b/>
+        </w:rPr>
+        <w:t xml:space="preserve">9. Các biện pháp ngăn chặn và bảo đảm xử lý vi phạm hành chính được áp dụng (nếu có): Không.</w:t>
+      </w:r>
+      <w:r>
+        <w:rPr>
+          <w:rFonts w:ascii="Times New Roman" w:hAnsi="Times New Roman" w:cs="Arial"/>
+          <w:szCs w:val="32"/>
+          <w:lang w:val="nl-NL"/>
+          <w:b/>
+        </w:rPr>
+        <w:t/>
+      </w:r>
+      <w:r>
+        <w:rPr>
+          <w:rFonts w:ascii="Times New Roman" w:hAnsi="Times New Roman"/>
+          <w:szCs w:val="32"/>
+          <w:lang w:val="nl-NL"/>
+          <w:b/>
+        </w:rPr>
+        <w:t/>
+      </w:r>
+      <w:r>
+        <w:rPr>
+          <w:rFonts w:ascii="Times New Roman" w:hAnsi="Times New Roman" w:cs="Arial"/>
+          <w:szCs w:val="32"/>
+          <w:lang w:val="nl-NL"/>
+          <w:b/>
+        </w:rPr>
+        <w:t/>
+      </w:r>
+      <w:r>
+        <w:rPr>
+          <w:rFonts w:ascii="Times New Roman" w:hAnsi="Times New Roman"/>
+          <w:szCs w:val="32"/>
+          <w:lang w:val="nl-NL"/>
+          <w:b/>
+        </w:rPr>
+        <w:t xml:space="preserve"/>
+      </w:r>
+      <w:r>
+        <w:rPr>
+          <w:rFonts w:ascii="Times New Roman" w:hAnsi="Times New Roman"/>
+          <w:color w:val="000000" w:themeColor="text1"/>
+          <w:szCs w:val="28"/>
+          <w:b/>
+        </w:rPr>
+        <w:t xml:space="preserve"/>
+      </w:r>
+      <w:r>
+        <w:rPr>
+          <w:rFonts w:ascii="Times New Roman" w:hAnsi="Times New Roman"/>
+          <w:szCs w:val="28"/>
+          <w:b/>
+        </w:rPr>
+        <w:t xml:space="preserve"/>
+      </w:r>
+    </w:p>
+    <w:p>
+      <w:pPr>
+        <w:spacing w:after="40" w:line="340" w:lineRule="exact"/>
+        <w:jc w:val="both"/>
+        <w:rPr>
+          <w:rFonts w:ascii="Times New Roman" w:hAnsi="Times New Roman"/>
+          <w:i/>
+          <w:szCs w:val="28"/>
+        </w:rPr>
+        <w:ind w:firstLine="567"/>
+      </w:pPr>
+      <w:r>
+        <w:rPr>
+          <w:rFonts w:ascii="Times New Roman" w:hAnsi="Times New Roman"/>
+          <w:szCs w:val="32"/>
+          <w:lang w:val="nl-NL"/>
+        </w:rPr>
+      </w:r>
+      <w:r>
+        <w:rPr>
+          <w:rFonts w:ascii="Times New Roman" w:hAnsi="Times New Roman"/>
+          <w:szCs w:val="28"/>
+          <w:lang w:val="nl-NL"/>
+          <w:sz w:val="28"/>
+        </w:rPr>
+        <w:t xml:space="preserve">Tang vật, phương tiện vi phạm hành chính, giấy phép, chứng chỉ hành nghề bị tạm giữ: Không có tang vật, phương tiện vi phạm hành chính và giấy tờ bị tạm giữ; ngoài ra chúng tôi không tạm giữ thêm thứ gì khác.</w:t>
+      </w:r>
+      <w:r>
+        <w:rPr>
+          <w:rFonts w:ascii="Times New Roman" w:hAnsi="Times New Roman" w:cs="Arial"/>
+          <w:szCs w:val="32"/>
+          <w:lang w:val="nl-NL"/>
+        </w:rPr>
+        <w:t/>
+      </w:r>
+      <w:r>
+        <w:rPr>
+          <w:rFonts w:ascii="Times New Roman" w:hAnsi="Times New Roman"/>
+          <w:szCs w:val="32"/>
+          <w:lang w:val="nl-NL"/>
+        </w:rPr>
+        <w:t/>
+      </w:r>
+      <w:r>
+        <w:rPr>
+          <w:rFonts w:ascii="Times New Roman" w:hAnsi="Times New Roman" w:cs="Arial"/>
+          <w:szCs w:val="32"/>
+          <w:lang w:val="nl-NL"/>
+        </w:rPr>
+        <w:t/>
+      </w:r>
+      <w:r>
+        <w:rPr>
+          <w:rFonts w:ascii="Times New Roman" w:hAnsi="Times New Roman"/>
+          <w:szCs w:val="32"/>
+          <w:lang w:val="nl-NL"/>
+        </w:rPr>
+        <w:t xml:space="preserve"/>
+      </w:r>
+      <w:r>
+        <w:rPr>
+          <w:rFonts w:ascii="Times New Roman" w:hAnsi="Times New Roman"/>
+          <w:color w:val="000000" w:themeColor="text1"/>
+          <w:szCs w:val="28"/>
+        </w:rPr>
+        <w:t xml:space="preserve"/>
+      </w:r>
+      <w:r>
+        <w:rPr>
+          <w:rFonts w:ascii="Times New Roman" w:hAnsi="Times New Roman"/>
+          <w:szCs w:val="28"/>
+        </w:rPr>
+        <w:t xml:space="preserve"/>
+      </w:r>
+    </w:p>
+    <w:p>
+      <w:pPr>
+        <w:spacing w:after="40" w:line="340" w:lineRule="exact"/>
+        <w:jc w:val="both"/>
+        <w:rPr>
+          <w:rFonts w:ascii="Times New Roman" w:hAnsi="Times New Roman"/>
+          <w:i/>
+          <w:szCs w:val="28"/>
+        </w:rPr>
+        <w:ind w:firstLine="567"/>
+      </w:pPr>
+      <w:r>
+        <w:rPr>
+          <w:rFonts w:ascii="Times New Roman" w:hAnsi="Times New Roman"/>
+          <w:szCs w:val="32"/>
+          <w:lang w:val="nl-NL"/>
+          <w:b/>
+        </w:rPr>
+      </w:r>
+      <w:r>
+        <w:rPr>
+          <w:rFonts w:ascii="Times New Roman" w:hAnsi="Times New Roman"/>
+          <w:szCs w:val="28"/>
+          <w:lang w:val="nl-NL"/>
+          <w:sz w:val="28"/>
+          <w:b/>
+        </w:rPr>
+        <w:t xml:space="preserve">10. Quyền và thời hạn giải trình:</w:t>
+      </w:r>
+      <w:r>
+        <w:rPr>
+          <w:rFonts w:ascii="Times New Roman" w:hAnsi="Times New Roman" w:cs="Arial"/>
+          <w:szCs w:val="32"/>
+          <w:lang w:val="nl-NL"/>
+          <w:b/>
+        </w:rPr>
+        <w:t/>
+      </w:r>
+      <w:r>
+        <w:rPr>
+          <w:rFonts w:ascii="Times New Roman" w:hAnsi="Times New Roman"/>
+          <w:szCs w:val="32"/>
+          <w:lang w:val="nl-NL"/>
+          <w:b/>
+        </w:rPr>
+        <w:t/>
+      </w:r>
+      <w:r>
+        <w:rPr>
+          <w:rFonts w:ascii="Times New Roman" w:hAnsi="Times New Roman" w:cs="Arial"/>
+          <w:szCs w:val="32"/>
+          <w:lang w:val="nl-NL"/>
+          <w:b/>
+        </w:rPr>
+        <w:t/>
+      </w:r>
+      <w:r>
+        <w:rPr>
+          <w:rFonts w:ascii="Times New Roman" w:hAnsi="Times New Roman"/>
+          <w:szCs w:val="32"/>
+          <w:lang w:val="nl-NL"/>
+          <w:b/>
+        </w:rPr>
+        <w:t xml:space="preserve"/>
+      </w:r>
+      <w:r>
+        <w:rPr>
+          <w:rFonts w:ascii="Times New Roman" w:hAnsi="Times New Roman"/>
+          <w:color w:val="000000" w:themeColor="text1"/>
+          <w:szCs w:val="28"/>
+          <w:b/>
+        </w:rPr>
+        <w:t xml:space="preserve"/>
+      </w:r>
+      <w:r>
+        <w:rPr>
+          <w:rFonts w:ascii="Times New Roman" w:hAnsi="Times New Roman"/>
+          <w:szCs w:val="28"/>
+          <w:b/>
+        </w:rPr>
+        <w:t xml:space="preserve"/>
+      </w:r>
+    </w:p>
+    <w:p>
+      <w:pPr>
+        <w:spacing w:after="40" w:line="340" w:lineRule="exact"/>
+        <w:jc w:val="both"/>
+        <w:rPr>
+          <w:rFonts w:ascii="Times New Roman" w:hAnsi="Times New Roman"/>
+          <w:i/>
+          <w:szCs w:val="28"/>
+        </w:rPr>
+        <w:ind w:firstLine="567"/>
+      </w:pPr>
+      <w:r>
+        <w:rPr>
+          <w:rFonts w:ascii="Times New Roman" w:hAnsi="Times New Roman"/>
+          <w:szCs w:val="32"/>
+          <w:lang w:val="nl-NL"/>
+        </w:rPr>
+      </w:r>
+      <w:r>
+        <w:rPr>
+          <w:rFonts w:ascii="Times New Roman" w:hAnsi="Times New Roman"/>
+          <w:szCs w:val="28"/>
+          <w:lang w:val="nl-NL"/>
+          <w:sz w:val="28"/>
+        </w:rPr>
+        <w:t xml:space="preserve">a) Không được quyền giải trình (do không thuộc trường hợp quy định tại khoản 1 Điều 61 Luật Xử lý vi phạm hành chính năm 2012, được sửa đổi bởi khoản 30 Điều 1 Luật Xử lý vi phạm hành chính 2020): ☐ đối với hành vi vi phạm quy định tại ......................</w:t>
+      </w:r>
+      <w:r>
+        <w:rPr>
+          <w:rFonts w:ascii="Times New Roman" w:hAnsi="Times New Roman" w:cs="Arial"/>
+          <w:szCs w:val="32"/>
+          <w:lang w:val="nl-NL"/>
+        </w:rPr>
+        <w:t/>
+      </w:r>
+      <w:r>
+        <w:rPr>
+          <w:rFonts w:ascii="Times New Roman" w:hAnsi="Times New Roman"/>
+          <w:szCs w:val="32"/>
+          <w:lang w:val="nl-NL"/>
+        </w:rPr>
+        <w:t/>
+      </w:r>
+      <w:r>
+        <w:rPr>
+          <w:rFonts w:ascii="Times New Roman" w:hAnsi="Times New Roman" w:cs="Arial"/>
+          <w:szCs w:val="32"/>
+          <w:lang w:val="nl-NL"/>
+        </w:rPr>
+        <w:t/>
+      </w:r>
+      <w:r>
+        <w:rPr>
+          <w:rFonts w:ascii="Times New Roman" w:hAnsi="Times New Roman"/>
+          <w:szCs w:val="32"/>
+          <w:lang w:val="nl-NL"/>
+        </w:rPr>
+        <w:t xml:space="preserve"/>
+      </w:r>
+      <w:r>
+        <w:rPr>
+          <w:rFonts w:ascii="Times New Roman" w:hAnsi="Times New Roman"/>
+          <w:color w:val="000000" w:themeColor="text1"/>
+          <w:szCs w:val="28"/>
+        </w:rPr>
+        <w:t xml:space="preserve"/>
+      </w:r>
+      <w:r>
+        <w:rPr>
+          <w:rFonts w:ascii="Times New Roman" w:hAnsi="Times New Roman"/>
+          <w:szCs w:val="28"/>
+        </w:rPr>
+        <w:t xml:space="preserve"/>
+      </w:r>
+    </w:p>
+    <w:p>
+      <w:pPr>
+        <w:spacing w:after="40" w:line="340" w:lineRule="exact"/>
+        <w:jc w:val="both"/>
+        <w:rPr>
+          <w:rFonts w:ascii="Times New Roman" w:hAnsi="Times New Roman"/>
+          <w:i/>
+          <w:szCs w:val="28"/>
+        </w:rPr>
+        <w:ind w:firstLine="567"/>
+      </w:pPr>
+      <w:r>
+        <w:rPr>
+          <w:rFonts w:ascii="Times New Roman" w:hAnsi="Times New Roman"/>
+          <w:szCs w:val="32"/>
+          <w:lang w:val="nl-NL"/>
+        </w:rPr>
+      </w:r>
+      <w:r>
+        <w:rPr>
+          <w:rFonts w:ascii="Times New Roman" w:hAnsi="Times New Roman"/>
+          <w:szCs w:val="28"/>
+          <w:lang w:val="nl-NL"/>
+          <w:sz w:val="28"/>
+        </w:rPr>
+        <w:t xml:space="preserve">b) Được quyền giải trình (do thuộc trường hợp quy định tại khoản 1 Điều 61 Luật Xử lý vi phạm hành chính): ☐ đối với hành vi vi phạm quy định tại điểm a khoản 2 Điều 56 Nghị định số 71/2019/NĐ-CP ngày 30/8/2019 của Chính phủ quy định về xử phạt vi phạm hành chính trong lĩnh vực hóa chất và vật liệu nổ công nghiệp, được sửa đổi, bổ sung tại Nghị định số 17/2022/NĐ-CP ngày 31/01/2022 của Chính phủ.</w:t>
+      </w:r>
+      <w:r>
+        <w:rPr>
+          <w:rFonts w:ascii="Times New Roman" w:hAnsi="Times New Roman" w:cs="Arial"/>
+          <w:szCs w:val="32"/>
+          <w:lang w:val="nl-NL"/>
+        </w:rPr>
+        <w:t/>
+      </w:r>
+      <w:r>
+        <w:rPr>
+          <w:rFonts w:ascii="Times New Roman" w:hAnsi="Times New Roman"/>
+          <w:szCs w:val="32"/>
+          <w:lang w:val="nl-NL"/>
+        </w:rPr>
+        <w:t/>
+      </w:r>
+      <w:r>
+        <w:rPr>
+          <w:rFonts w:ascii="Times New Roman" w:hAnsi="Times New Roman" w:cs="Arial"/>
+          <w:szCs w:val="32"/>
+          <w:lang w:val="nl-NL"/>
+        </w:rPr>
+        <w:t/>
+      </w:r>
+      <w:r>
+        <w:rPr>
+          <w:rFonts w:ascii="Times New Roman" w:hAnsi="Times New Roman"/>
+          <w:szCs w:val="32"/>
+          <w:lang w:val="nl-NL"/>
+        </w:rPr>
+        <w:t xml:space="preserve"/>
+      </w:r>
+      <w:r>
+        <w:rPr>
+          <w:rFonts w:ascii="Times New Roman" w:hAnsi="Times New Roman"/>
+          <w:color w:val="000000" w:themeColor="text1"/>
+          <w:szCs w:val="28"/>
+        </w:rPr>
+        <w:t xml:space="preserve"/>
+      </w:r>
+      <w:r>
+        <w:rPr>
+          <w:rFonts w:ascii="Times New Roman" w:hAnsi="Times New Roman"/>
+          <w:szCs w:val="28"/>
+        </w:rPr>
+        <w:t xml:space="preserve"/>
+      </w:r>
+    </w:p>
+    <w:p>
+      <w:pPr>
+        <w:spacing w:after="40" w:line="340" w:lineRule="exact"/>
+        <w:jc w:val="both"/>
+        <w:rPr>
+          <w:rFonts w:ascii="Times New Roman" w:hAnsi="Times New Roman"/>
+          <w:i/>
+          <w:szCs w:val="28"/>
+        </w:rPr>
+        <w:ind w:firstLine="567"/>
+      </w:pPr>
+      <w:r>
+        <w:rPr>
+          <w:rFonts w:ascii="Times New Roman" w:hAnsi="Times New Roman"/>
+          <w:szCs w:val="32"/>
+          <w:lang w:val="nl-NL"/>
+        </w:rPr>
+      </w:r>
+      <w:r>
+        <w:rPr>
+          <w:rFonts w:ascii="Times New Roman" w:hAnsi="Times New Roman"/>
+          <w:szCs w:val="28"/>
+          <w:lang w:val="nl-NL"/>
+          <w:sz w:val="28"/>
+        </w:rPr>
+        <w:t xml:space="preserve">Trong thời hạn 02 ngày làm việc, kể từ ngày lập biên bản này, ông (bà) ...................... là người đại diện theo pháp luật của Công ty Công nghiệp Hóa chất mỏ Tây Bắc có quyền gửi văn bản yêu cầu được giải trình trực tiếp đến Sở Công Thương tỉnh Lào Cai để thực hiện quyền giải trình. Trong thời hạn 05 ngày làm việc, kể từ ngày lập biên bản này, ông (bà) ...................... có quyền gửi văn bản giải trình đến Sở Công Thương tỉnh Lào Cai (địa chỉ: Số 165, đường Lý Thường Kiệt, phường Yên Bái, tỉnh Lào Cai) để thực hiện quyền giải trình.</w:t>
+      </w:r>
+      <w:r>
+        <w:rPr>
+          <w:rFonts w:ascii="Times New Roman" w:hAnsi="Times New Roman" w:cs="Arial"/>
+          <w:szCs w:val="32"/>
+          <w:lang w:val="nl-NL"/>
+        </w:rPr>
+        <w:t/>
+      </w:r>
+      <w:r>
+        <w:rPr>
+          <w:rFonts w:ascii="Times New Roman" w:hAnsi="Times New Roman"/>
+          <w:szCs w:val="32"/>
+          <w:lang w:val="nl-NL"/>
+        </w:rPr>
+        <w:t/>
+      </w:r>
+      <w:r>
+        <w:rPr>
+          <w:rFonts w:ascii="Times New Roman" w:hAnsi="Times New Roman" w:cs="Arial"/>
+          <w:szCs w:val="32"/>
+          <w:lang w:val="nl-NL"/>
+        </w:rPr>
+        <w:t/>
+      </w:r>
+      <w:r>
+        <w:rPr>
+          <w:rFonts w:ascii="Times New Roman" w:hAnsi="Times New Roman"/>
+          <w:szCs w:val="32"/>
+          <w:lang w:val="nl-NL"/>
+        </w:rPr>
+        <w:t xml:space="preserve"/>
+      </w:r>
+      <w:r>
+        <w:rPr>
+          <w:rFonts w:ascii="Times New Roman" w:hAnsi="Times New Roman"/>
+          <w:color w:val="000000" w:themeColor="text1"/>
+          <w:szCs w:val="28"/>
+        </w:rPr>
+        <w:t xml:space="preserve"/>
+      </w:r>
+      <w:r>
+        <w:rPr>
+          <w:rFonts w:ascii="Times New Roman" w:hAnsi="Times New Roman"/>
+          <w:szCs w:val="28"/>
+        </w:rPr>
+        <w:t xml:space="preserve"/>
+      </w:r>
+    </w:p>
+    <w:p>
+      <w:pPr>
+        <w:spacing w:after="40" w:line="340" w:lineRule="exact"/>
+        <w:jc w:val="both"/>
+        <w:rPr>
+          <w:rFonts w:ascii="Times New Roman" w:hAnsi="Times New Roman"/>
+          <w:i/>
+          <w:szCs w:val="28"/>
+        </w:rPr>
+        <w:ind w:firstLine="567"/>
+      </w:pPr>
+      <w:r>
+        <w:rPr>
+          <w:rFonts w:ascii="Times New Roman" w:hAnsi="Times New Roman"/>
+          <w:szCs w:val="32"/>
+          <w:lang w:val="nl-NL"/>
+          <w:b/>
+        </w:rPr>
+      </w:r>
+      <w:r>
+        <w:rPr>
+          <w:rFonts w:ascii="Times New Roman" w:hAnsi="Times New Roman"/>
+          <w:szCs w:val="28"/>
+          <w:lang w:val="nl-NL"/>
+          <w:sz w:val="28"/>
+          <w:b/>
+        </w:rPr>
+        <w:t xml:space="preserve">Ý kiến trình bày của người đại diện theo pháp luật của tổ chức vi phạm:</w:t>
+      </w:r>
+      <w:r>
+        <w:rPr>
+          <w:rFonts w:ascii="Times New Roman" w:hAnsi="Times New Roman" w:cs="Arial"/>
+          <w:szCs w:val="32"/>
+          <w:lang w:val="nl-NL"/>
+          <w:b/>
+        </w:rPr>
+        <w:t/>
+      </w:r>
+      <w:r>
+        <w:rPr>
+          <w:rFonts w:ascii="Times New Roman" w:hAnsi="Times New Roman"/>
+          <w:szCs w:val="32"/>
+          <w:lang w:val="nl-NL"/>
+          <w:b/>
+        </w:rPr>
+        <w:t/>
+      </w:r>
+      <w:r>
+        <w:rPr>
+          <w:rFonts w:ascii="Times New Roman" w:hAnsi="Times New Roman" w:cs="Arial"/>
+          <w:szCs w:val="32"/>
+          <w:lang w:val="nl-NL"/>
+          <w:b/>
+        </w:rPr>
+        <w:t/>
+      </w:r>
+      <w:r>
+        <w:rPr>
+          <w:rFonts w:ascii="Times New Roman" w:hAnsi="Times New Roman"/>
+          <w:szCs w:val="32"/>
+          <w:lang w:val="nl-NL"/>
+          <w:b/>
+        </w:rPr>
+        <w:t xml:space="preserve"/>
+      </w:r>
+      <w:r>
+        <w:rPr>
+          <w:rFonts w:ascii="Times New Roman" w:hAnsi="Times New Roman"/>
+          <w:color w:val="000000" w:themeColor="text1"/>
+          <w:szCs w:val="28"/>
+          <w:b/>
+        </w:rPr>
+        <w:t xml:space="preserve"/>
+      </w:r>
+      <w:r>
+        <w:rPr>
+          <w:rFonts w:ascii="Times New Roman" w:hAnsi="Times New Roman"/>
+          <w:szCs w:val="28"/>
+          <w:b/>
+        </w:rPr>
+        <w:t xml:space="preserve"/>
+      </w:r>
+    </w:p>
+    <w:p>
+      <w:pPr>
+        <w:spacing w:after="40" w:line="340" w:lineRule="exact"/>
+        <w:jc w:val="both"/>
+        <w:rPr>
+          <w:rFonts w:ascii="Times New Roman" w:hAnsi="Times New Roman"/>
+          <w:i/>
+          <w:szCs w:val="28"/>
+        </w:rPr>
+        <w:ind w:firstLine="567"/>
+      </w:pPr>
+      <w:r>
+        <w:rPr>
+          <w:rFonts w:ascii="Times New Roman" w:hAnsi="Times New Roman"/>
+          <w:szCs w:val="32"/>
+          <w:lang w:val="nl-NL"/>
+        </w:rPr>
+      </w:r>
+      <w:r>
+        <w:rPr>
+          <w:rFonts w:ascii="Times New Roman" w:hAnsi="Times New Roman"/>
+          <w:szCs w:val="28"/>
+          <w:lang w:val="nl-NL"/>
+          <w:sz w:val="28"/>
+        </w:rPr>
+        <w:t xml:space="preserve">..............................................................................................</w:t>
+      </w:r>
+      <w:r>
+        <w:rPr>
+          <w:rFonts w:ascii="Times New Roman" w:hAnsi="Times New Roman" w:cs="Arial"/>
+          <w:szCs w:val="32"/>
+          <w:lang w:val="nl-NL"/>
+        </w:rPr>
+        <w:t/>
+      </w:r>
+      <w:r>
+        <w:rPr>
+          <w:rFonts w:ascii="Times New Roman" w:hAnsi="Times New Roman"/>
+          <w:szCs w:val="32"/>
+          <w:lang w:val="nl-NL"/>
+        </w:rPr>
+        <w:t/>
+      </w:r>
+      <w:r>
+        <w:rPr>
+          <w:rFonts w:ascii="Times New Roman" w:hAnsi="Times New Roman" w:cs="Arial"/>
+          <w:szCs w:val="32"/>
+          <w:lang w:val="nl-NL"/>
+        </w:rPr>
+        <w:t/>
+      </w:r>
+      <w:r>
+        <w:rPr>
+          <w:rFonts w:ascii="Times New Roman" w:hAnsi="Times New Roman"/>
+          <w:szCs w:val="32"/>
+          <w:lang w:val="nl-NL"/>
+        </w:rPr>
+        <w:t xml:space="preserve"/>
+      </w:r>
+      <w:r>
+        <w:rPr>
+          <w:rFonts w:ascii="Times New Roman" w:hAnsi="Times New Roman"/>
+          <w:color w:val="000000" w:themeColor="text1"/>
+          <w:szCs w:val="28"/>
+        </w:rPr>
+        <w:t xml:space="preserve"/>
+      </w:r>
+      <w:r>
+        <w:rPr>
+          <w:rFonts w:ascii="Times New Roman" w:hAnsi="Times New Roman"/>
+          <w:szCs w:val="28"/>
+        </w:rPr>
+        <w:t xml:space="preserve"/>
+      </w:r>
+    </w:p>
+    <w:p>
+      <w:pPr>
+        <w:spacing w:after="40" w:line="340" w:lineRule="exact"/>
+        <w:jc w:val="both"/>
+        <w:rPr>
+          <w:rFonts w:ascii="Times New Roman" w:hAnsi="Times New Roman"/>
+          <w:i/>
+          <w:szCs w:val="28"/>
+        </w:rPr>
+        <w:ind w:firstLine="567"/>
+      </w:pPr>
+      <w:r>
+        <w:rPr>
+          <w:rFonts w:ascii="Times New Roman" w:hAnsi="Times New Roman"/>
+          <w:szCs w:val="32"/>
+          <w:lang w:val="nl-NL"/>
+          <w:b/>
+        </w:rPr>
+      </w:r>
+      <w:r>
+        <w:rPr>
+          <w:rFonts w:ascii="Times New Roman" w:hAnsi="Times New Roman"/>
+          <w:szCs w:val="28"/>
+          <w:lang w:val="nl-NL"/>
+          <w:sz w:val="28"/>
+          <w:b/>
+        </w:rPr>
+        <w:t xml:space="preserve">Trường hợp người đại diện của tổ chức vi phạm phải đến làm việc với người có thẩm quyền trước khi ra quyết định xử phạt vi phạm hành chính:</w:t>
+      </w:r>
+      <w:r>
+        <w:rPr>
+          <w:rFonts w:ascii="Times New Roman" w:hAnsi="Times New Roman" w:cs="Arial"/>
+          <w:szCs w:val="32"/>
+          <w:lang w:val="nl-NL"/>
+          <w:b/>
+        </w:rPr>
+        <w:t/>
+      </w:r>
+      <w:r>
+        <w:rPr>
+          <w:rFonts w:ascii="Times New Roman" w:hAnsi="Times New Roman"/>
+          <w:szCs w:val="32"/>
+          <w:lang w:val="nl-NL"/>
+          <w:b/>
+        </w:rPr>
+        <w:t/>
+      </w:r>
+      <w:r>
+        <w:rPr>
+          <w:rFonts w:ascii="Times New Roman" w:hAnsi="Times New Roman" w:cs="Arial"/>
+          <w:szCs w:val="32"/>
+          <w:lang w:val="nl-NL"/>
+          <w:b/>
+        </w:rPr>
+        <w:t/>
+      </w:r>
+      <w:r>
+        <w:rPr>
+          <w:rFonts w:ascii="Times New Roman" w:hAnsi="Times New Roman"/>
+          <w:szCs w:val="32"/>
+          <w:lang w:val="nl-NL"/>
+          <w:b/>
+        </w:rPr>
+        <w:t xml:space="preserve"/>
+      </w:r>
+      <w:r>
+        <w:rPr>
+          <w:rFonts w:ascii="Times New Roman" w:hAnsi="Times New Roman"/>
+          <w:color w:val="000000" w:themeColor="text1"/>
+          <w:szCs w:val="28"/>
+          <w:b/>
+        </w:rPr>
+        <w:t xml:space="preserve"/>
+      </w:r>
+      <w:r>
+        <w:rPr>
+          <w:rFonts w:ascii="Times New Roman" w:hAnsi="Times New Roman"/>
+          <w:szCs w:val="28"/>
+          <w:b/>
+        </w:rPr>
+        <w:t xml:space="preserve"/>
+      </w:r>
+    </w:p>
+    <w:p>
+      <w:pPr>
+        <w:spacing w:after="40" w:line="340" w:lineRule="exact"/>
+        <w:jc w:val="both"/>
+        <w:rPr>
+          <w:rFonts w:ascii="Times New Roman" w:hAnsi="Times New Roman"/>
+          <w:i/>
+          <w:szCs w:val="28"/>
+        </w:rPr>
+        <w:ind w:firstLine="567"/>
+      </w:pPr>
+      <w:r>
+        <w:rPr>
+          <w:rFonts w:ascii="Times New Roman" w:hAnsi="Times New Roman"/>
+          <w:szCs w:val="32"/>
+          <w:lang w:val="nl-NL"/>
+        </w:rPr>
+      </w:r>
+      <w:r>
+        <w:rPr>
+          <w:rFonts w:ascii="Times New Roman" w:hAnsi="Times New Roman"/>
+          <w:szCs w:val="28"/>
+          <w:lang w:val="nl-NL"/>
+          <w:sz w:val="28"/>
+        </w:rPr>
+        <w:t xml:space="preserve">Yêu cầu ông (bà) ...................... là người đại diện theo pháp luật của tổ chức vi phạm có mặt vào hồi ...... giờ ...... phút, ngày ...... /...... /2026, tại Sở Công Thương tỉnh Lào Cai để giải quyết vụ việc: ......................</w:t>
+      </w:r>
+      <w:r>
+        <w:rPr>
+          <w:rFonts w:ascii="Times New Roman" w:hAnsi="Times New Roman" w:cs="Arial"/>
+          <w:szCs w:val="32"/>
+          <w:lang w:val="nl-NL"/>
+        </w:rPr>
+        <w:t/>
+      </w:r>
+      <w:r>
+        <w:rPr>
+          <w:rFonts w:ascii="Times New Roman" w:hAnsi="Times New Roman"/>
+          <w:szCs w:val="32"/>
+          <w:lang w:val="nl-NL"/>
+        </w:rPr>
+        <w:t/>
+      </w:r>
+      <w:r>
+        <w:rPr>
+          <w:rFonts w:ascii="Times New Roman" w:hAnsi="Times New Roman" w:cs="Arial"/>
+          <w:szCs w:val="32"/>
+          <w:lang w:val="nl-NL"/>
+        </w:rPr>
+        <w:t/>
+      </w:r>
+      <w:r>
+        <w:rPr>
+          <w:rFonts w:ascii="Times New Roman" w:hAnsi="Times New Roman"/>
+          <w:szCs w:val="32"/>
+          <w:lang w:val="nl-NL"/>
+        </w:rPr>
+        <w:t xml:space="preserve"/>
+      </w:r>
+      <w:r>
+        <w:rPr>
+          <w:rFonts w:ascii="Times New Roman" w:hAnsi="Times New Roman"/>
+          <w:color w:val="000000" w:themeColor="text1"/>
+          <w:szCs w:val="28"/>
+        </w:rPr>
+        <w:t xml:space="preserve"/>
+      </w:r>
+      <w:r>
+        <w:rPr>
+          <w:rFonts w:ascii="Times New Roman" w:hAnsi="Times New Roman"/>
+          <w:szCs w:val="28"/>
+        </w:rPr>
+        <w:t xml:space="preserve"/>
+      </w:r>
+    </w:p>
+    <w:p>
+      <w:pPr>
+        <w:spacing w:after="40" w:line="340" w:lineRule="exact"/>
+        <w:jc w:val="both"/>
+        <w:rPr>
+          <w:rFonts w:ascii="Times New Roman" w:hAnsi="Times New Roman"/>
+          <w:i/>
+          <w:szCs w:val="28"/>
+        </w:rPr>
+        <w:ind w:firstLine="567"/>
+      </w:pPr>
+      <w:r>
+        <w:rPr>
+          <w:rFonts w:ascii="Times New Roman" w:hAnsi="Times New Roman"/>
+          <w:szCs w:val="32"/>
+          <w:lang w:val="nl-NL"/>
+          <w:b/>
+        </w:rPr>
+      </w:r>
+      <w:r>
+        <w:rPr>
+          <w:rFonts w:ascii="Times New Roman" w:hAnsi="Times New Roman"/>
+          <w:szCs w:val="28"/>
+          <w:lang w:val="nl-NL"/>
+          <w:sz w:val="28"/>
+          <w:b/>
+        </w:rPr>
+        <w:t xml:space="preserve">Trường hợp tổ chức vi phạm không ký biên bản vi phạm hành chính:</w:t>
+      </w:r>
+      <w:r>
+        <w:rPr>
+          <w:rFonts w:ascii="Times New Roman" w:hAnsi="Times New Roman" w:cs="Arial"/>
+          <w:szCs w:val="32"/>
+          <w:lang w:val="nl-NL"/>
+          <w:b/>
+        </w:rPr>
+        <w:t/>
+      </w:r>
+      <w:r>
+        <w:rPr>
+          <w:rFonts w:ascii="Times New Roman" w:hAnsi="Times New Roman"/>
+          <w:szCs w:val="32"/>
+          <w:lang w:val="nl-NL"/>
+          <w:b/>
+        </w:rPr>
+        <w:t/>
+      </w:r>
+      <w:r>
+        <w:rPr>
+          <w:rFonts w:ascii="Times New Roman" w:hAnsi="Times New Roman" w:cs="Arial"/>
+          <w:szCs w:val="32"/>
+          <w:lang w:val="nl-NL"/>
+          <w:b/>
+        </w:rPr>
+        <w:t/>
+      </w:r>
+      <w:r>
+        <w:rPr>
+          <w:rFonts w:ascii="Times New Roman" w:hAnsi="Times New Roman"/>
+          <w:szCs w:val="32"/>
+          <w:lang w:val="nl-NL"/>
+          <w:b/>
+        </w:rPr>
+        <w:t xml:space="preserve"/>
+      </w:r>
+      <w:r>
+        <w:rPr>
+          <w:rFonts w:ascii="Times New Roman" w:hAnsi="Times New Roman"/>
+          <w:color w:val="000000" w:themeColor="text1"/>
+          <w:szCs w:val="28"/>
+          <w:b/>
+        </w:rPr>
+        <w:t xml:space="preserve"/>
+      </w:r>
+      <w:r>
+        <w:rPr>
+          <w:rFonts w:ascii="Times New Roman" w:hAnsi="Times New Roman"/>
+          <w:szCs w:val="28"/>
+          <w:b/>
+        </w:rPr>
+        <w:t xml:space="preserve"/>
+      </w:r>
+    </w:p>
+    <w:p>
+      <w:pPr>
+        <w:spacing w:after="40" w:line="340" w:lineRule="exact"/>
+        <w:jc w:val="both"/>
+        <w:rPr>
+          <w:rFonts w:ascii="Times New Roman" w:hAnsi="Times New Roman"/>
+          <w:i/>
+          <w:szCs w:val="28"/>
+        </w:rPr>
+        <w:ind w:firstLine="567"/>
+      </w:pPr>
+      <w:r>
+        <w:rPr>
+          <w:rFonts w:ascii="Times New Roman" w:hAnsi="Times New Roman"/>
+          <w:szCs w:val="32"/>
+          <w:lang w:val="nl-NL"/>
+        </w:rPr>
+      </w:r>
+      <w:r>
+        <w:rPr>
+          <w:rFonts w:ascii="Times New Roman" w:hAnsi="Times New Roman"/>
+          <w:szCs w:val="28"/>
+          <w:lang w:val="nl-NL"/>
+          <w:sz w:val="28"/>
+        </w:rPr>
+        <w:t xml:space="preserve">Lý do ông (bà) ...................... là người đại diện của tổ chức vi phạm không ký biên bản: Không.</w:t>
       </w:r>
       <w:r>
         <w:rPr>
@@ -3107,7 +4920,21 @@
                 <w:b/>
                 <w:sz w:val="26"/>
               </w:rPr>
-              <w:t xml:space="preserve">ĐẠI DIỆN TỔ CHỨC VI PHẠM</w:t>
+              <w:t xml:space="preserve">NGƯỜI ĐẠI DIỆN</w:t>
+            </w:r>
+          </w:p>
+          <w:p>
+            <w:pPr>
+              <w:spacing w:after="0" w:line="300" w:lineRule="exact"/>
+              <w:jc w:val="center"/>
+            </w:pPr>
+            <w:r>
+              <w:rPr>
+                <w:rFonts w:ascii="Times New Roman" w:hAnsi="Times New Roman"/>
+                <w:b/>
+                <w:sz w:val="26"/>
+              </w:rPr>
+              <w:t xml:space="preserve">CỦA TỔ CHỨC VI PHẠM</w:t>
             </w:r>
           </w:p>
           <w:p>
@@ -3122,20 +4949,6 @@
                 <w:i/>
               </w:rPr>
               <w:t xml:space="preserve">(Ký, ghi rõ họ và tên)</w:t>
-            </w:r>
-          </w:p>
-          <w:p>
-            <w:pPr>
-              <w:spacing w:after="0" w:line="300" w:lineRule="exact"/>
-              <w:jc w:val="center"/>
-            </w:pPr>
-            <w:r>
-              <w:rPr>
-                <w:rFonts w:ascii="Times New Roman" w:hAnsi="Times New Roman"/>
-                <w:b/>
-                <w:sz w:val="26"/>
-              </w:rPr>
-              <w:t xml:space="preserve"/>
             </w:r>
           </w:p>
           <w:p>
@@ -3232,7 +5045,7 @@
                 <w:sz w:val="26"/>
                 <w:i/>
               </w:rPr>
-              <w:t xml:space="preserve">(Ký, ghi rõ họ và tên)</w:t>
+              <w:t xml:space="preserve">(Ký, ghi rõ chức vụ, họ và tên)</w:t>
             </w:r>
           </w:p>
           <w:p>
@@ -3288,12 +5101,253 @@
                 <w:b/>
                 <w:sz w:val="26"/>
               </w:rPr>
-              <w:t xml:space="preserve">Trần Trọng Trang</w:t>
+              <w:t xml:space="preserve">Trần Đăng Khôi</w:t>
             </w:r>
           </w:p>
         </w:tc>
       </w:tr>
     </w:tbl>
+    <w:p>
+      <w:pPr>
+        <w:spacing w:after="40" w:line="340" w:lineRule="exact"/>
+        <w:jc w:val="both"/>
+        <w:rPr>
+          <w:rFonts w:ascii="Times New Roman" w:hAnsi="Times New Roman"/>
+          <w:i/>
+          <w:szCs w:val="28"/>
+        </w:rPr>
+        <w:ind w:firstLine="567"/>
+      </w:pPr>
+      <w:r>
+        <w:rPr>
+          <w:rFonts w:ascii="Times New Roman" w:hAnsi="Times New Roman"/>
+          <w:szCs w:val="32"/>
+          <w:lang w:val="nl-NL"/>
+        </w:rPr>
+      </w:r>
+      <w:r>
+        <w:rPr>
+          <w:rFonts w:ascii="Times New Roman" w:hAnsi="Times New Roman"/>
+          <w:szCs w:val="28"/>
+          <w:lang w:val="nl-NL"/>
+          <w:sz w:val="28"/>
+        </w:rPr>
+        <w:t xml:space="preserve">Biên bản đã giao trực tiếp cho người đại diện theo pháp luật của Công ty Công nghiệp Hóa chất mỏ Tây Bắc vi phạm vào hồi ...... giờ ...... phút, ngày ...... /...... /2026.</w:t>
+      </w:r>
+      <w:r>
+        <w:rPr>
+          <w:rFonts w:ascii="Times New Roman" w:hAnsi="Times New Roman" w:cs="Arial"/>
+          <w:szCs w:val="32"/>
+          <w:lang w:val="nl-NL"/>
+        </w:rPr>
+        <w:t/>
+      </w:r>
+      <w:r>
+        <w:rPr>
+          <w:rFonts w:ascii="Times New Roman" w:hAnsi="Times New Roman"/>
+          <w:szCs w:val="32"/>
+          <w:lang w:val="nl-NL"/>
+        </w:rPr>
+        <w:t/>
+      </w:r>
+      <w:r>
+        <w:rPr>
+          <w:rFonts w:ascii="Times New Roman" w:hAnsi="Times New Roman" w:cs="Arial"/>
+          <w:szCs w:val="32"/>
+          <w:lang w:val="nl-NL"/>
+        </w:rPr>
+        <w:t/>
+      </w:r>
+      <w:r>
+        <w:rPr>
+          <w:rFonts w:ascii="Times New Roman" w:hAnsi="Times New Roman"/>
+          <w:szCs w:val="32"/>
+          <w:lang w:val="nl-NL"/>
+        </w:rPr>
+        <w:t xml:space="preserve"/>
+      </w:r>
+      <w:r>
+        <w:rPr>
+          <w:rFonts w:ascii="Times New Roman" w:hAnsi="Times New Roman"/>
+          <w:color w:val="000000" w:themeColor="text1"/>
+          <w:szCs w:val="28"/>
+        </w:rPr>
+        <w:t xml:space="preserve"/>
+      </w:r>
+      <w:r>
+        <w:rPr>
+          <w:rFonts w:ascii="Times New Roman" w:hAnsi="Times New Roman"/>
+          <w:szCs w:val="28"/>
+        </w:rPr>
+        <w:t xml:space="preserve"/>
+      </w:r>
+    </w:p>
+    <w:p>
+      <w:pPr>
+        <w:spacing w:after="40" w:line="340" w:lineRule="exact"/>
+        <w:jc w:val="center"/>
+        <w:rPr>
+          <w:rFonts w:ascii="Times New Roman" w:hAnsi="Times New Roman"/>
+          <w:i/>
+          <w:szCs w:val="28"/>
+        </w:rPr>
+        <w:ind/>
+      </w:pPr>
+      <w:r>
+        <w:rPr>
+          <w:rFonts w:ascii="Times New Roman" w:hAnsi="Times New Roman"/>
+          <w:szCs w:val="32"/>
+          <w:lang w:val="nl-NL"/>
+          <w:b/>
+        </w:rPr>
+      </w:r>
+      <w:r>
+        <w:rPr>
+          <w:rFonts w:ascii="Times New Roman" w:hAnsi="Times New Roman"/>
+          <w:szCs w:val="28"/>
+          <w:lang w:val="nl-NL"/>
+          <w:sz w:val="28"/>
+          <w:b/>
+        </w:rPr>
+        <w:t xml:space="preserve">NGƯỜI NHẬN BIÊN BẢN</w:t>
+      </w:r>
+      <w:r>
+        <w:rPr>
+          <w:rFonts w:ascii="Times New Roman" w:hAnsi="Times New Roman" w:cs="Arial"/>
+          <w:szCs w:val="32"/>
+          <w:lang w:val="nl-NL"/>
+          <w:b/>
+        </w:rPr>
+        <w:t/>
+      </w:r>
+      <w:r>
+        <w:rPr>
+          <w:rFonts w:ascii="Times New Roman" w:hAnsi="Times New Roman"/>
+          <w:szCs w:val="32"/>
+          <w:lang w:val="nl-NL"/>
+          <w:b/>
+        </w:rPr>
+        <w:t/>
+      </w:r>
+      <w:r>
+        <w:rPr>
+          <w:rFonts w:ascii="Times New Roman" w:hAnsi="Times New Roman" w:cs="Arial"/>
+          <w:szCs w:val="32"/>
+          <w:lang w:val="nl-NL"/>
+          <w:b/>
+        </w:rPr>
+        <w:t/>
+      </w:r>
+      <w:r>
+        <w:rPr>
+          <w:rFonts w:ascii="Times New Roman" w:hAnsi="Times New Roman"/>
+          <w:szCs w:val="32"/>
+          <w:lang w:val="nl-NL"/>
+          <w:b/>
+        </w:rPr>
+        <w:t xml:space="preserve"/>
+      </w:r>
+      <w:r>
+        <w:rPr>
+          <w:rFonts w:ascii="Times New Roman" w:hAnsi="Times New Roman"/>
+          <w:color w:val="000000" w:themeColor="text1"/>
+          <w:szCs w:val="28"/>
+          <w:b/>
+        </w:rPr>
+        <w:t xml:space="preserve"/>
+      </w:r>
+      <w:r>
+        <w:rPr>
+          <w:rFonts w:ascii="Times New Roman" w:hAnsi="Times New Roman"/>
+          <w:szCs w:val="28"/>
+          <w:b/>
+        </w:rPr>
+        <w:t xml:space="preserve"/>
+      </w:r>
+    </w:p>
+    <w:p>
+      <w:pPr>
+        <w:spacing w:after="40" w:line="340" w:lineRule="exact"/>
+        <w:jc w:val="center"/>
+        <w:rPr>
+          <w:rFonts w:ascii="Times New Roman" w:hAnsi="Times New Roman"/>
+          <w:i/>
+          <w:szCs w:val="28"/>
+        </w:rPr>
+        <w:ind/>
+      </w:pPr>
+      <w:r>
+        <w:rPr>
+          <w:rFonts w:ascii="Times New Roman" w:hAnsi="Times New Roman"/>
+          <w:szCs w:val="32"/>
+          <w:lang w:val="nl-NL"/>
+          <w:i/>
+        </w:rPr>
+      </w:r>
+      <w:r>
+        <w:rPr>
+          <w:rFonts w:ascii="Times New Roman" w:hAnsi="Times New Roman"/>
+          <w:szCs w:val="28"/>
+          <w:lang w:val="nl-NL"/>
+          <w:sz w:val="28"/>
+          <w:i/>
+        </w:rPr>
+        <w:t xml:space="preserve">(Ký, ghi rõ họ và tên)</w:t>
+      </w:r>
+      <w:r>
+        <w:rPr>
+          <w:rFonts w:ascii="Times New Roman" w:hAnsi="Times New Roman" w:cs="Arial"/>
+          <w:szCs w:val="32"/>
+          <w:lang w:val="nl-NL"/>
+          <w:i/>
+        </w:rPr>
+        <w:t/>
+      </w:r>
+      <w:r>
+        <w:rPr>
+          <w:rFonts w:ascii="Times New Roman" w:hAnsi="Times New Roman"/>
+          <w:szCs w:val="32"/>
+          <w:lang w:val="nl-NL"/>
+          <w:i/>
+        </w:rPr>
+        <w:t/>
+      </w:r>
+      <w:r>
+        <w:rPr>
+          <w:rFonts w:ascii="Times New Roman" w:hAnsi="Times New Roman" w:cs="Arial"/>
+          <w:szCs w:val="32"/>
+          <w:lang w:val="nl-NL"/>
+          <w:i/>
+        </w:rPr>
+        <w:t/>
+      </w:r>
+      <w:r>
+        <w:rPr>
+          <w:rFonts w:ascii="Times New Roman" w:hAnsi="Times New Roman"/>
+          <w:szCs w:val="32"/>
+          <w:lang w:val="nl-NL"/>
+          <w:i/>
+        </w:rPr>
+        <w:t xml:space="preserve"/>
+      </w:r>
+      <w:r>
+        <w:rPr>
+          <w:rFonts w:ascii="Times New Roman" w:hAnsi="Times New Roman"/>
+          <w:color w:val="000000" w:themeColor="text1"/>
+          <w:szCs w:val="28"/>
+          <w:i/>
+        </w:rPr>
+        <w:t xml:space="preserve"/>
+      </w:r>
+      <w:r>
+        <w:rPr>
+          <w:rFonts w:ascii="Times New Roman" w:hAnsi="Times New Roman"/>
+          <w:szCs w:val="28"/>
+          <w:i/>
+        </w:rPr>
+        <w:t xml:space="preserve"/>
+      </w:r>
+    </w:p>
     <w:sectPr>
       <w:footerReference w:type="even" r:id="rId7"/>
       <w:pgSz w:w="11907" w:h="16840" w:code="9"/>
